--- a/监控视频词槽准召指标调研报告.docx
+++ b/监控视频词槽准召指标调研报告.docx
@@ -26,7 +26,33 @@
           <w:color w:val="595959"/>
           <w:sz w:val="19"/>
         </w:rPr>
-        <w:t>版本：v1.0 ｜ 日期：2026-07  |  适用场景：监控中心 App，对监控录像连续抽帧后由端侧大模型生成结构化文案  |  目标模型：Qwen3.5-4B（多模态，INT4 量化）  |  目标硬件：Intel Core Ultra 5（CPU + iGPU + NPU），32GB 内存  |  调研方法：基于公开论文、学术基准测试集（benchmark）、国家/行业标准、厂商公开产品指标综合推导</w:t>
+        <w:t xml:space="preserve">版本：v1.1 ｜ 日期：2026-07  |  适用场景：监控中心 App，对监控录像连续抽帧后由端侧大模型生成结构化文案  |  目标模型：Qwen3.5-4B（多模态，INT4 量化）  |  目标硬件：Intel Core Ultra 5（CPU + iGPU + NPU），32GB 内存  |  调研方法：基于公开论文、学术基准测试集（benchmark）、国家/行业标准、厂商公开产品指标综合推导  |  </w:t>
+      </w:r>
+      <w:r>
+        <w:rPr>
+          <w:rFonts w:ascii="Calibri" w:hAnsi="Calibri" w:eastAsia="宋体"/>
+          <w:b/>
+          <w:color w:val="595959"/>
+          <w:sz w:val="19"/>
+        </w:rPr>
+        <w:t>v1.1 修订说明</w:t>
+      </w:r>
+      <w:r>
+        <w:rPr>
+          <w:rFonts w:ascii="Calibri" w:hAnsi="Calibri" w:eastAsia="宋体"/>
+          <w:color w:val="595959"/>
+          <w:sz w:val="19"/>
+        </w:rPr>
+        <w:t>：回应评审质疑——v1.0 部分目标值参照的是检测/判别式模型基准，未充分区分大模型"图生文"的实际生成效果。本版新增：①三种测量口径的定义与区分（§2.4）；②生成式口径的公开实测数据（§3.6）；③每个词槽在"纯 4B 自由生成 / 槽位约束生成 / 小模型+大模型混合"三种口径下的可达值对照（§1.2）；④推荐的小模型+大模型结合出文案的架构设计（§5）。</w:t>
+      </w:r>
+      <w:r>
+        <w:rPr>
+          <w:rFonts w:ascii="Calibri" w:hAnsi="Calibri" w:eastAsia="宋体"/>
+          <w:b/>
+          <w:color w:val="595959"/>
+          <w:sz w:val="19"/>
+        </w:rPr>
+        <w:t>结论：v1.0 的目标值仅在混合架构下可达，纯自由图生文无法达标，两者差距有公开数据定量支撑。</w:t>
       </w:r>
     </w:p>
     <w:p>
@@ -40,7 +66,21 @@
           <w:color w:val="1F3864"/>
           <w:sz w:val="30"/>
         </w:rPr>
-        <w:t>一、结论速览（推荐指标总表）</w:t>
+        <w:t>一、结论速览</w:t>
+      </w:r>
+    </w:p>
+    <w:p>
+      <w:pPr>
+        <w:pStyle w:val="Heading2"/>
+      </w:pPr>
+      <w:r>
+        <w:rPr>
+          <w:rFonts w:ascii="Calibri" w:hAnsi="Calibri" w:eastAsia="黑体"/>
+          <w:b/>
+          <w:color w:val="1F3864"/>
+          <w:sz w:val="26"/>
+        </w:rPr>
+        <w:t>1.1 推荐指标总表（适用口径：小模型+大模型混合架构，见 §5）</w:t>
       </w:r>
     </w:p>
     <w:p>
@@ -2484,6 +2524,1378 @@
       </w:tr>
     </w:tbl>
     <w:p/>
+    <w:p>
+      <w:pPr>
+        <w:pStyle w:val="Heading2"/>
+      </w:pPr>
+      <w:r>
+        <w:rPr>
+          <w:rFonts w:ascii="Calibri" w:hAnsi="Calibri" w:eastAsia="黑体"/>
+          <w:b/>
+          <w:color w:val="1F3864"/>
+          <w:sz w:val="26"/>
+        </w:rPr>
+        <w:t>1.2 三种口径下的可达值对照（v1.1 新增，回应"按生成效果定指标"的质疑）</w:t>
+      </w:r>
+    </w:p>
+    <w:p>
+      <w:r>
+        <w:rPr>
+          <w:rFonts w:ascii="Calibri" w:hAnsi="Calibri" w:eastAsia="宋体"/>
+        </w:rPr>
+        <w:t>同一词槽，用三种方式让系统输出，可达水平差异巨大。下表给出各词槽在三种口径下</w:t>
+      </w:r>
+      <w:r>
+        <w:rPr>
+          <w:rFonts w:ascii="Calibri" w:hAnsi="Calibri" w:eastAsia="宋体"/>
+          <w:b/>
+        </w:rPr>
+        <w:t>基于公开实测数据推算的可达值区间</w:t>
+      </w:r>
+      <w:r>
+        <w:rPr>
+          <w:rFonts w:ascii="Calibri" w:hAnsi="Calibri" w:eastAsia="宋体"/>
+        </w:rPr>
+        <w:t>（依据见 §3.6）：</w:t>
+      </w:r>
+    </w:p>
+    <w:tbl>
+      <w:tblPr>
+        <w:tblStyle w:val="TableGrid"/>
+        <w:tblW w:type="auto" w:w="0"/>
+        <w:jc w:val="center"/>
+        <w:tblLook w:firstColumn="1" w:firstRow="1" w:lastColumn="0" w:lastRow="0" w:noHBand="0" w:noVBand="1" w:val="04A0"/>
+      </w:tblPr>
+      <w:tblGrid>
+        <w:gridCol w:w="2160"/>
+        <w:gridCol w:w="2160"/>
+        <w:gridCol w:w="2160"/>
+        <w:gridCol w:w="2160"/>
+      </w:tblGrid>
+      <w:tr>
+        <w:tc>
+          <w:tcPr>
+            <w:tcW w:type="dxa" w:w="2160"/>
+            <w:shd w:val="clear" w:fill="DCE6F1"/>
+          </w:tcPr>
+          <w:p>
+            <w:pPr>
+              <w:jc w:val="center"/>
+            </w:pPr>
+            <w:r>
+              <w:rPr>
+                <w:rFonts w:ascii="Calibri" w:hAnsi="Calibri" w:eastAsia="宋体"/>
+                <w:b/>
+                <w:sz w:val="19"/>
+              </w:rPr>
+              <w:t>词槽</w:t>
+            </w:r>
+          </w:p>
+        </w:tc>
+        <w:tc>
+          <w:tcPr>
+            <w:tcW w:type="dxa" w:w="2160"/>
+            <w:shd w:val="clear" w:fill="DCE6F1"/>
+          </w:tcPr>
+          <w:p>
+            <w:pPr>
+              <w:jc w:val="center"/>
+            </w:pPr>
+            <w:r>
+              <w:rPr>
+                <w:rFonts w:ascii="Calibri" w:hAnsi="Calibri" w:eastAsia="宋体"/>
+                <w:b/>
+                <w:sz w:val="19"/>
+              </w:rPr>
+              <w:t>①纯 4B 自由图生文&lt;br&gt;（一段 prompt 直接生成整段文案）</w:t>
+            </w:r>
+          </w:p>
+        </w:tc>
+        <w:tc>
+          <w:tcPr>
+            <w:tcW w:type="dxa" w:w="2160"/>
+            <w:shd w:val="clear" w:fill="DCE6F1"/>
+          </w:tcPr>
+          <w:p>
+            <w:pPr>
+              <w:jc w:val="center"/>
+            </w:pPr>
+            <w:r>
+              <w:rPr>
+                <w:rFonts w:ascii="Calibri" w:hAnsi="Calibri" w:eastAsia="宋体"/>
+                <w:b/>
+                <w:sz w:val="19"/>
+              </w:rPr>
+              <w:t>②4B 槽位约束生成&lt;br&gt;（逐槽闭集问答+受限解码）</w:t>
+            </w:r>
+          </w:p>
+        </w:tc>
+        <w:tc>
+          <w:tcPr>
+            <w:tcW w:type="dxa" w:w="2160"/>
+            <w:shd w:val="clear" w:fill="DCE6F1"/>
+          </w:tcPr>
+          <w:p>
+            <w:pPr>
+              <w:jc w:val="center"/>
+            </w:pPr>
+            <w:r>
+              <w:rPr>
+                <w:rFonts w:ascii="Calibri" w:hAnsi="Calibri" w:eastAsia="宋体"/>
+                <w:b/>
+                <w:sz w:val="19"/>
+              </w:rPr>
+              <w:t>③小模型+大模型混合&lt;br&gt;（§5 架构，推荐）</w:t>
+            </w:r>
+          </w:p>
+        </w:tc>
+      </w:tr>
+      <w:tr>
+        <w:tc>
+          <w:tcPr>
+            <w:tcW w:type="dxa" w:w="2160"/>
+          </w:tcPr>
+          <w:p>
+            <w:r>
+              <w:rPr>
+                <w:rFonts w:ascii="Calibri" w:hAnsi="Calibri" w:eastAsia="宋体"/>
+                <w:sz w:val="19"/>
+              </w:rPr>
+              <w:t>人形存在</w:t>
+            </w:r>
+          </w:p>
+        </w:tc>
+        <w:tc>
+          <w:tcPr>
+            <w:tcW w:type="dxa" w:w="2160"/>
+          </w:tcPr>
+          <w:p>
+            <w:pPr>
+              <w:jc w:val="center"/>
+            </w:pPr>
+            <w:r>
+              <w:rPr>
+                <w:rFonts w:ascii="Calibri" w:hAnsi="Calibri" w:eastAsia="宋体"/>
+                <w:sz w:val="19"/>
+              </w:rPr>
+              <w:t>P 75~85 / R 50~65</w:t>
+            </w:r>
+          </w:p>
+        </w:tc>
+        <w:tc>
+          <w:tcPr>
+            <w:tcW w:type="dxa" w:w="2160"/>
+          </w:tcPr>
+          <w:p>
+            <w:pPr>
+              <w:jc w:val="center"/>
+            </w:pPr>
+            <w:r>
+              <w:rPr>
+                <w:rFonts w:ascii="Calibri" w:hAnsi="Calibri" w:eastAsia="宋体"/>
+                <w:sz w:val="19"/>
+              </w:rPr>
+              <w:t>P 85~90 / R 80~88</w:t>
+            </w:r>
+          </w:p>
+        </w:tc>
+        <w:tc>
+          <w:tcPr>
+            <w:tcW w:type="dxa" w:w="2160"/>
+          </w:tcPr>
+          <w:p>
+            <w:pPr>
+              <w:jc w:val="center"/>
+            </w:pPr>
+            <w:r>
+              <w:rPr>
+                <w:rFonts w:ascii="Calibri" w:hAnsi="Calibri" w:eastAsia="宋体"/>
+                <w:b/>
+                <w:sz w:val="19"/>
+              </w:rPr>
+              <w:t>P 95+ / R 95+</w:t>
+            </w:r>
+          </w:p>
+        </w:tc>
+      </w:tr>
+      <w:tr>
+        <w:tc>
+          <w:tcPr>
+            <w:tcW w:type="dxa" w:w="2160"/>
+          </w:tcPr>
+          <w:p>
+            <w:r>
+              <w:rPr>
+                <w:rFonts w:ascii="Calibri" w:hAnsi="Calibri" w:eastAsia="宋体"/>
+                <w:sz w:val="19"/>
+              </w:rPr>
+              <w:t>熟人（人脸库）</w:t>
+            </w:r>
+          </w:p>
+        </w:tc>
+        <w:tc>
+          <w:tcPr>
+            <w:tcW w:type="dxa" w:w="2160"/>
+          </w:tcPr>
+          <w:p>
+            <w:pPr>
+              <w:jc w:val="center"/>
+            </w:pPr>
+            <w:r>
+              <w:rPr>
+                <w:rFonts w:ascii="Calibri" w:hAnsi="Calibri" w:eastAsia="宋体"/>
+                <w:b/>
+                <w:sz w:val="19"/>
+              </w:rPr>
+              <w:t>不可行</w:t>
+            </w:r>
+            <w:r>
+              <w:rPr>
+                <w:rFonts w:ascii="Calibri" w:hAnsi="Calibri" w:eastAsia="宋体"/>
+                <w:sz w:val="19"/>
+              </w:rPr>
+              <w:t>（4B VLM 无人脸底库比对能力）</w:t>
+            </w:r>
+          </w:p>
+        </w:tc>
+        <w:tc>
+          <w:tcPr>
+            <w:tcW w:type="dxa" w:w="2160"/>
+          </w:tcPr>
+          <w:p>
+            <w:pPr>
+              <w:jc w:val="center"/>
+            </w:pPr>
+            <w:r>
+              <w:rPr>
+                <w:rFonts w:ascii="Calibri" w:hAnsi="Calibri" w:eastAsia="宋体"/>
+                <w:sz w:val="19"/>
+              </w:rPr>
+              <w:t>不可行</w:t>
+            </w:r>
+          </w:p>
+        </w:tc>
+        <w:tc>
+          <w:tcPr>
+            <w:tcW w:type="dxa" w:w="2160"/>
+          </w:tcPr>
+          <w:p>
+            <w:pPr>
+              <w:jc w:val="center"/>
+            </w:pPr>
+            <w:r>
+              <w:rPr>
+                <w:rFonts w:ascii="Calibri" w:hAnsi="Calibri" w:eastAsia="宋体"/>
+                <w:b/>
+                <w:sz w:val="19"/>
+              </w:rPr>
+              <w:t>P 95 / R 80~88</w:t>
+            </w:r>
+            <w:r>
+              <w:rPr>
+                <w:rFonts w:ascii="Calibri" w:hAnsi="Calibri" w:eastAsia="宋体"/>
+                <w:sz w:val="19"/>
+              </w:rPr>
+              <w:t>（人脸小模型）</w:t>
+            </w:r>
+          </w:p>
+        </w:tc>
+      </w:tr>
+      <w:tr>
+        <w:tc>
+          <w:tcPr>
+            <w:tcW w:type="dxa" w:w="2160"/>
+          </w:tcPr>
+          <w:p>
+            <w:r>
+              <w:rPr>
+                <w:rFonts w:ascii="Calibri" w:hAnsi="Calibri" w:eastAsia="宋体"/>
+                <w:sz w:val="19"/>
+              </w:rPr>
+              <w:t>人群属性</w:t>
+            </w:r>
+          </w:p>
+        </w:tc>
+        <w:tc>
+          <w:tcPr>
+            <w:tcW w:type="dxa" w:w="2160"/>
+          </w:tcPr>
+          <w:p>
+            <w:pPr>
+              <w:jc w:val="center"/>
+            </w:pPr>
+            <w:r>
+              <w:rPr>
+                <w:rFonts w:ascii="Calibri" w:hAnsi="Calibri" w:eastAsia="宋体"/>
+                <w:sz w:val="19"/>
+              </w:rPr>
+              <w:t>P 70~80 / R 40~55</w:t>
+            </w:r>
+          </w:p>
+        </w:tc>
+        <w:tc>
+          <w:tcPr>
+            <w:tcW w:type="dxa" w:w="2160"/>
+          </w:tcPr>
+          <w:p>
+            <w:pPr>
+              <w:jc w:val="center"/>
+            </w:pPr>
+            <w:r>
+              <w:rPr>
+                <w:rFonts w:ascii="Calibri" w:hAnsi="Calibri" w:eastAsia="宋体"/>
+                <w:sz w:val="19"/>
+              </w:rPr>
+              <w:t>P 78~85 / R 72~80</w:t>
+            </w:r>
+          </w:p>
+        </w:tc>
+        <w:tc>
+          <w:tcPr>
+            <w:tcW w:type="dxa" w:w="2160"/>
+          </w:tcPr>
+          <w:p>
+            <w:pPr>
+              <w:jc w:val="center"/>
+            </w:pPr>
+            <w:r>
+              <w:rPr>
+                <w:rFonts w:ascii="Calibri" w:hAnsi="Calibri" w:eastAsia="宋体"/>
+                <w:sz w:val="19"/>
+              </w:rPr>
+              <w:t>P 82~88 / R 78~85</w:t>
+            </w:r>
+          </w:p>
+        </w:tc>
+      </w:tr>
+      <w:tr>
+        <w:tc>
+          <w:tcPr>
+            <w:tcW w:type="dxa" w:w="2160"/>
+          </w:tcPr>
+          <w:p>
+            <w:r>
+              <w:rPr>
+                <w:rFonts w:ascii="Calibri" w:hAnsi="Calibri" w:eastAsia="宋体"/>
+                <w:sz w:val="19"/>
+              </w:rPr>
+              <w:t>职业角色</w:t>
+            </w:r>
+          </w:p>
+        </w:tc>
+        <w:tc>
+          <w:tcPr>
+            <w:tcW w:type="dxa" w:w="2160"/>
+          </w:tcPr>
+          <w:p>
+            <w:pPr>
+              <w:jc w:val="center"/>
+            </w:pPr>
+            <w:r>
+              <w:rPr>
+                <w:rFonts w:ascii="Calibri" w:hAnsi="Calibri" w:eastAsia="宋体"/>
+                <w:sz w:val="19"/>
+              </w:rPr>
+              <w:t>P 65~78 / R 35~50</w:t>
+            </w:r>
+          </w:p>
+        </w:tc>
+        <w:tc>
+          <w:tcPr>
+            <w:tcW w:type="dxa" w:w="2160"/>
+          </w:tcPr>
+          <w:p>
+            <w:pPr>
+              <w:jc w:val="center"/>
+            </w:pPr>
+            <w:r>
+              <w:rPr>
+                <w:rFonts w:ascii="Calibri" w:hAnsi="Calibri" w:eastAsia="宋体"/>
+                <w:sz w:val="19"/>
+              </w:rPr>
+              <w:t>P 75~82 / R 60~72</w:t>
+            </w:r>
+          </w:p>
+        </w:tc>
+        <w:tc>
+          <w:tcPr>
+            <w:tcW w:type="dxa" w:w="2160"/>
+          </w:tcPr>
+          <w:p>
+            <w:pPr>
+              <w:jc w:val="center"/>
+            </w:pPr>
+            <w:r>
+              <w:rPr>
+                <w:rFonts w:ascii="Calibri" w:hAnsi="Calibri" w:eastAsia="宋体"/>
+                <w:sz w:val="19"/>
+              </w:rPr>
+              <w:t>P 82~88 / R 65~75</w:t>
+            </w:r>
+          </w:p>
+        </w:tc>
+      </w:tr>
+      <w:tr>
+        <w:tc>
+          <w:tcPr>
+            <w:tcW w:type="dxa" w:w="2160"/>
+          </w:tcPr>
+          <w:p>
+            <w:r>
+              <w:rPr>
+                <w:rFonts w:ascii="Calibri" w:hAnsi="Calibri" w:eastAsia="宋体"/>
+                <w:sz w:val="19"/>
+              </w:rPr>
+              <w:t>车辆类型+颜色</w:t>
+            </w:r>
+          </w:p>
+        </w:tc>
+        <w:tc>
+          <w:tcPr>
+            <w:tcW w:type="dxa" w:w="2160"/>
+          </w:tcPr>
+          <w:p>
+            <w:pPr>
+              <w:jc w:val="center"/>
+            </w:pPr>
+            <w:r>
+              <w:rPr>
+                <w:rFonts w:ascii="Calibri" w:hAnsi="Calibri" w:eastAsia="宋体"/>
+                <w:sz w:val="19"/>
+              </w:rPr>
+              <w:t>P 72~82 / R 45~60</w:t>
+            </w:r>
+          </w:p>
+        </w:tc>
+        <w:tc>
+          <w:tcPr>
+            <w:tcW w:type="dxa" w:w="2160"/>
+          </w:tcPr>
+          <w:p>
+            <w:pPr>
+              <w:jc w:val="center"/>
+            </w:pPr>
+            <w:r>
+              <w:rPr>
+                <w:rFonts w:ascii="Calibri" w:hAnsi="Calibri" w:eastAsia="宋体"/>
+                <w:sz w:val="19"/>
+              </w:rPr>
+              <w:t>P 80~88 / R 72~82</w:t>
+            </w:r>
+          </w:p>
+        </w:tc>
+        <w:tc>
+          <w:tcPr>
+            <w:tcW w:type="dxa" w:w="2160"/>
+          </w:tcPr>
+          <w:p>
+            <w:pPr>
+              <w:jc w:val="center"/>
+            </w:pPr>
+            <w:r>
+              <w:rPr>
+                <w:rFonts w:ascii="Calibri" w:hAnsi="Calibri" w:eastAsia="宋体"/>
+                <w:sz w:val="19"/>
+              </w:rPr>
+              <w:t>P 88~92 / R 82~88</w:t>
+            </w:r>
+          </w:p>
+        </w:tc>
+      </w:tr>
+      <w:tr>
+        <w:tc>
+          <w:tcPr>
+            <w:tcW w:type="dxa" w:w="2160"/>
+          </w:tcPr>
+          <w:p>
+            <w:r>
+              <w:rPr>
+                <w:rFonts w:ascii="Calibri" w:hAnsi="Calibri" w:eastAsia="宋体"/>
+                <w:sz w:val="19"/>
+              </w:rPr>
+              <w:t>包裹存在/品牌</w:t>
+            </w:r>
+          </w:p>
+        </w:tc>
+        <w:tc>
+          <w:tcPr>
+            <w:tcW w:type="dxa" w:w="2160"/>
+          </w:tcPr>
+          <w:p>
+            <w:pPr>
+              <w:jc w:val="center"/>
+            </w:pPr>
+            <w:r>
+              <w:rPr>
+                <w:rFonts w:ascii="Calibri" w:hAnsi="Calibri" w:eastAsia="宋体"/>
+                <w:sz w:val="19"/>
+              </w:rPr>
+              <w:t>P 65~80 / R 30~50</w:t>
+            </w:r>
+          </w:p>
+        </w:tc>
+        <w:tc>
+          <w:tcPr>
+            <w:tcW w:type="dxa" w:w="2160"/>
+          </w:tcPr>
+          <w:p>
+            <w:pPr>
+              <w:jc w:val="center"/>
+            </w:pPr>
+            <w:r>
+              <w:rPr>
+                <w:rFonts w:ascii="Calibri" w:hAnsi="Calibri" w:eastAsia="宋体"/>
+                <w:sz w:val="19"/>
+              </w:rPr>
+              <w:t>P 78~86 / R 60~75</w:t>
+            </w:r>
+          </w:p>
+        </w:tc>
+        <w:tc>
+          <w:tcPr>
+            <w:tcW w:type="dxa" w:w="2160"/>
+          </w:tcPr>
+          <w:p>
+            <w:pPr>
+              <w:jc w:val="center"/>
+            </w:pPr>
+            <w:r>
+              <w:rPr>
+                <w:rFonts w:ascii="Calibri" w:hAnsi="Calibri" w:eastAsia="宋体"/>
+                <w:sz w:val="19"/>
+              </w:rPr>
+              <w:t>P 88 / R 80（品牌 R 55~70）</w:t>
+            </w:r>
+          </w:p>
+        </w:tc>
+      </w:tr>
+      <w:tr>
+        <w:tc>
+          <w:tcPr>
+            <w:tcW w:type="dxa" w:w="2160"/>
+          </w:tcPr>
+          <w:p>
+            <w:r>
+              <w:rPr>
+                <w:rFonts w:ascii="Calibri" w:hAnsi="Calibri" w:eastAsia="宋体"/>
+                <w:sz w:val="19"/>
+              </w:rPr>
+              <w:t>衣着颜色</w:t>
+            </w:r>
+          </w:p>
+        </w:tc>
+        <w:tc>
+          <w:tcPr>
+            <w:tcW w:type="dxa" w:w="2160"/>
+          </w:tcPr>
+          <w:p>
+            <w:pPr>
+              <w:jc w:val="center"/>
+            </w:pPr>
+            <w:r>
+              <w:rPr>
+                <w:rFonts w:ascii="Calibri" w:hAnsi="Calibri" w:eastAsia="宋体"/>
+                <w:sz w:val="19"/>
+              </w:rPr>
+              <w:t>P 70~80 / R 40~55（幻觉高发维度）</w:t>
+            </w:r>
+          </w:p>
+        </w:tc>
+        <w:tc>
+          <w:tcPr>
+            <w:tcW w:type="dxa" w:w="2160"/>
+          </w:tcPr>
+          <w:p>
+            <w:pPr>
+              <w:jc w:val="center"/>
+            </w:pPr>
+            <w:r>
+              <w:rPr>
+                <w:rFonts w:ascii="Calibri" w:hAnsi="Calibri" w:eastAsia="宋体"/>
+                <w:sz w:val="19"/>
+              </w:rPr>
+              <w:t>P 80~88 / R 68~78</w:t>
+            </w:r>
+          </w:p>
+        </w:tc>
+        <w:tc>
+          <w:tcPr>
+            <w:tcW w:type="dxa" w:w="2160"/>
+          </w:tcPr>
+          <w:p>
+            <w:pPr>
+              <w:jc w:val="center"/>
+            </w:pPr>
+            <w:r>
+              <w:rPr>
+                <w:rFonts w:ascii="Calibri" w:hAnsi="Calibri" w:eastAsia="宋体"/>
+                <w:sz w:val="19"/>
+              </w:rPr>
+              <w:t>P 85~90 / R 75~82</w:t>
+            </w:r>
+          </w:p>
+        </w:tc>
+      </w:tr>
+      <w:tr>
+        <w:tc>
+          <w:tcPr>
+            <w:tcW w:type="dxa" w:w="2160"/>
+          </w:tcPr>
+          <w:p>
+            <w:r>
+              <w:rPr>
+                <w:rFonts w:ascii="Calibri" w:hAnsi="Calibri" w:eastAsia="宋体"/>
+                <w:sz w:val="19"/>
+              </w:rPr>
+              <w:t>佩戴</w:t>
+            </w:r>
+          </w:p>
+        </w:tc>
+        <w:tc>
+          <w:tcPr>
+            <w:tcW w:type="dxa" w:w="2160"/>
+          </w:tcPr>
+          <w:p>
+            <w:pPr>
+              <w:jc w:val="center"/>
+            </w:pPr>
+            <w:r>
+              <w:rPr>
+                <w:rFonts w:ascii="Calibri" w:hAnsi="Calibri" w:eastAsia="宋体"/>
+                <w:sz w:val="19"/>
+              </w:rPr>
+              <w:t>P 70~80 / R 40~55</w:t>
+            </w:r>
+          </w:p>
+        </w:tc>
+        <w:tc>
+          <w:tcPr>
+            <w:tcW w:type="dxa" w:w="2160"/>
+          </w:tcPr>
+          <w:p>
+            <w:pPr>
+              <w:jc w:val="center"/>
+            </w:pPr>
+            <w:r>
+              <w:rPr>
+                <w:rFonts w:ascii="Calibri" w:hAnsi="Calibri" w:eastAsia="宋体"/>
+                <w:sz w:val="19"/>
+              </w:rPr>
+              <w:t>P 80~87 / R 70~80</w:t>
+            </w:r>
+          </w:p>
+        </w:tc>
+        <w:tc>
+          <w:tcPr>
+            <w:tcW w:type="dxa" w:w="2160"/>
+          </w:tcPr>
+          <w:p>
+            <w:pPr>
+              <w:jc w:val="center"/>
+            </w:pPr>
+            <w:r>
+              <w:rPr>
+                <w:rFonts w:ascii="Calibri" w:hAnsi="Calibri" w:eastAsia="宋体"/>
+                <w:sz w:val="19"/>
+              </w:rPr>
+              <w:t>P 85~90 / R 78~85</w:t>
+            </w:r>
+          </w:p>
+        </w:tc>
+      </w:tr>
+      <w:tr>
+        <w:tc>
+          <w:tcPr>
+            <w:tcW w:type="dxa" w:w="2160"/>
+          </w:tcPr>
+          <w:p>
+            <w:r>
+              <w:rPr>
+                <w:rFonts w:ascii="Calibri" w:hAnsi="Calibri" w:eastAsia="宋体"/>
+                <w:sz w:val="19"/>
+              </w:rPr>
+              <w:t>行为-摔倒</w:t>
+            </w:r>
+          </w:p>
+        </w:tc>
+        <w:tc>
+          <w:tcPr>
+            <w:tcW w:type="dxa" w:w="2160"/>
+          </w:tcPr>
+          <w:p>
+            <w:pPr>
+              <w:jc w:val="center"/>
+            </w:pPr>
+            <w:r>
+              <w:rPr>
+                <w:rFonts w:ascii="Calibri" w:hAnsi="Calibri" w:eastAsia="宋体"/>
+                <w:sz w:val="19"/>
+              </w:rPr>
+              <w:t>P 55~70 / R 40~60</w:t>
+            </w:r>
+          </w:p>
+        </w:tc>
+        <w:tc>
+          <w:tcPr>
+            <w:tcW w:type="dxa" w:w="2160"/>
+          </w:tcPr>
+          <w:p>
+            <w:pPr>
+              <w:jc w:val="center"/>
+            </w:pPr>
+            <w:r>
+              <w:rPr>
+                <w:rFonts w:ascii="Calibri" w:hAnsi="Calibri" w:eastAsia="宋体"/>
+                <w:sz w:val="19"/>
+              </w:rPr>
+              <w:t>P 70~82 / R 75~85</w:t>
+            </w:r>
+          </w:p>
+        </w:tc>
+        <w:tc>
+          <w:tcPr>
+            <w:tcW w:type="dxa" w:w="2160"/>
+          </w:tcPr>
+          <w:p>
+            <w:pPr>
+              <w:jc w:val="center"/>
+            </w:pPr>
+            <w:r>
+              <w:rPr>
+                <w:rFonts w:ascii="Calibri" w:hAnsi="Calibri" w:eastAsia="宋体"/>
+                <w:b/>
+                <w:sz w:val="19"/>
+              </w:rPr>
+              <w:t>P 82~88 / R 93~96</w:t>
+            </w:r>
+          </w:p>
+        </w:tc>
+      </w:tr>
+      <w:tr>
+        <w:tc>
+          <w:tcPr>
+            <w:tcW w:type="dxa" w:w="2160"/>
+          </w:tcPr>
+          <w:p>
+            <w:r>
+              <w:rPr>
+                <w:rFonts w:ascii="Calibri" w:hAnsi="Calibri" w:eastAsia="宋体"/>
+                <w:sz w:val="19"/>
+              </w:rPr>
+              <w:t>行为-徘徊/停留（时序类）</w:t>
+            </w:r>
+          </w:p>
+        </w:tc>
+        <w:tc>
+          <w:tcPr>
+            <w:tcW w:type="dxa" w:w="2160"/>
+          </w:tcPr>
+          <w:p>
+            <w:pPr>
+              <w:jc w:val="center"/>
+            </w:pPr>
+            <w:r>
+              <w:rPr>
+                <w:rFonts w:ascii="Calibri" w:hAnsi="Calibri" w:eastAsia="宋体"/>
+                <w:b/>
+                <w:sz w:val="19"/>
+              </w:rPr>
+              <w:t>不可行</w:t>
+            </w:r>
+            <w:r>
+              <w:rPr>
+                <w:rFonts w:ascii="Calibri" w:hAnsi="Calibri" w:eastAsia="宋体"/>
+                <w:sz w:val="19"/>
+              </w:rPr>
+              <w:t>（依赖跨事件跟踪时长，VLM 无法从抽帧判定）</w:t>
+            </w:r>
+          </w:p>
+        </w:tc>
+        <w:tc>
+          <w:tcPr>
+            <w:tcW w:type="dxa" w:w="2160"/>
+          </w:tcPr>
+          <w:p>
+            <w:pPr>
+              <w:jc w:val="center"/>
+            </w:pPr>
+            <w:r>
+              <w:rPr>
+                <w:rFonts w:ascii="Calibri" w:hAnsi="Calibri" w:eastAsia="宋体"/>
+                <w:sz w:val="19"/>
+              </w:rPr>
+              <w:t>不可行</w:t>
+            </w:r>
+          </w:p>
+        </w:tc>
+        <w:tc>
+          <w:tcPr>
+            <w:tcW w:type="dxa" w:w="2160"/>
+          </w:tcPr>
+          <w:p>
+            <w:pPr>
+              <w:jc w:val="center"/>
+            </w:pPr>
+            <w:r>
+              <w:rPr>
+                <w:rFonts w:ascii="Calibri" w:hAnsi="Calibri" w:eastAsia="宋体"/>
+                <w:sz w:val="19"/>
+              </w:rPr>
+              <w:t>P 85~90 / R 88~93（跟踪规则）</w:t>
+            </w:r>
+          </w:p>
+        </w:tc>
+      </w:tr>
+      <w:tr>
+        <w:tc>
+          <w:tcPr>
+            <w:tcW w:type="dxa" w:w="2160"/>
+          </w:tcPr>
+          <w:p>
+            <w:r>
+              <w:rPr>
+                <w:rFonts w:ascii="Calibri" w:hAnsi="Calibri" w:eastAsia="宋体"/>
+                <w:sz w:val="19"/>
+              </w:rPr>
+              <w:t>行为-瞬时交互（按铃/取走/放置）</w:t>
+            </w:r>
+          </w:p>
+        </w:tc>
+        <w:tc>
+          <w:tcPr>
+            <w:tcW w:type="dxa" w:w="2160"/>
+          </w:tcPr>
+          <w:p>
+            <w:pPr>
+              <w:jc w:val="center"/>
+            </w:pPr>
+            <w:r>
+              <w:rPr>
+                <w:rFonts w:ascii="Calibri" w:hAnsi="Calibri" w:eastAsia="宋体"/>
+                <w:sz w:val="19"/>
+              </w:rPr>
+              <w:t>P 45~60 / R 30~45</w:t>
+            </w:r>
+          </w:p>
+        </w:tc>
+        <w:tc>
+          <w:tcPr>
+            <w:tcW w:type="dxa" w:w="2160"/>
+          </w:tcPr>
+          <w:p>
+            <w:pPr>
+              <w:jc w:val="center"/>
+            </w:pPr>
+            <w:r>
+              <w:rPr>
+                <w:rFonts w:ascii="Calibri" w:hAnsi="Calibri" w:eastAsia="宋体"/>
+                <w:sz w:val="19"/>
+              </w:rPr>
+              <w:t>P 65~78 / R 55~70</w:t>
+            </w:r>
+          </w:p>
+        </w:tc>
+        <w:tc>
+          <w:tcPr>
+            <w:tcW w:type="dxa" w:w="2160"/>
+          </w:tcPr>
+          <w:p>
+            <w:pPr>
+              <w:jc w:val="center"/>
+            </w:pPr>
+            <w:r>
+              <w:rPr>
+                <w:rFonts w:ascii="Calibri" w:hAnsi="Calibri" w:eastAsia="宋体"/>
+                <w:sz w:val="19"/>
+              </w:rPr>
+              <w:t>P 82~88 / R 70~80</w:t>
+            </w:r>
+          </w:p>
+        </w:tc>
+      </w:tr>
+      <w:tr>
+        <w:tc>
+          <w:tcPr>
+            <w:tcW w:type="dxa" w:w="2160"/>
+          </w:tcPr>
+          <w:p>
+            <w:r>
+              <w:rPr>
+                <w:rFonts w:ascii="Calibri" w:hAnsi="Calibri" w:eastAsia="宋体"/>
+                <w:sz w:val="19"/>
+              </w:rPr>
+              <w:t>行为-基础动作</w:t>
+            </w:r>
+          </w:p>
+        </w:tc>
+        <w:tc>
+          <w:tcPr>
+            <w:tcW w:type="dxa" w:w="2160"/>
+          </w:tcPr>
+          <w:p>
+            <w:pPr>
+              <w:jc w:val="center"/>
+            </w:pPr>
+            <w:r>
+              <w:rPr>
+                <w:rFonts w:ascii="Calibri" w:hAnsi="Calibri" w:eastAsia="宋体"/>
+                <w:sz w:val="19"/>
+              </w:rPr>
+              <w:t>P 60~75 / R 40~55</w:t>
+            </w:r>
+          </w:p>
+        </w:tc>
+        <w:tc>
+          <w:tcPr>
+            <w:tcW w:type="dxa" w:w="2160"/>
+          </w:tcPr>
+          <w:p>
+            <w:pPr>
+              <w:jc w:val="center"/>
+            </w:pPr>
+            <w:r>
+              <w:rPr>
+                <w:rFonts w:ascii="Calibri" w:hAnsi="Calibri" w:eastAsia="宋体"/>
+                <w:sz w:val="19"/>
+              </w:rPr>
+              <w:t>P 72~82 / R 65~78</w:t>
+            </w:r>
+          </w:p>
+        </w:tc>
+        <w:tc>
+          <w:tcPr>
+            <w:tcW w:type="dxa" w:w="2160"/>
+          </w:tcPr>
+          <w:p>
+            <w:pPr>
+              <w:jc w:val="center"/>
+            </w:pPr>
+            <w:r>
+              <w:rPr>
+                <w:rFonts w:ascii="Calibri" w:hAnsi="Calibri" w:eastAsia="宋体"/>
+                <w:sz w:val="19"/>
+              </w:rPr>
+              <w:t>P 88~93 / R 82~90（轨迹规则）</w:t>
+            </w:r>
+          </w:p>
+        </w:tc>
+      </w:tr>
+      <w:tr>
+        <w:tc>
+          <w:tcPr>
+            <w:tcW w:type="dxa" w:w="2160"/>
+          </w:tcPr>
+          <w:p>
+            <w:r>
+              <w:rPr>
+                <w:rFonts w:ascii="Calibri" w:hAnsi="Calibri" w:eastAsia="宋体"/>
+                <w:sz w:val="19"/>
+              </w:rPr>
+              <w:t>状态（姿态）</w:t>
+            </w:r>
+          </w:p>
+        </w:tc>
+        <w:tc>
+          <w:tcPr>
+            <w:tcW w:type="dxa" w:w="2160"/>
+          </w:tcPr>
+          <w:p>
+            <w:pPr>
+              <w:jc w:val="center"/>
+            </w:pPr>
+            <w:r>
+              <w:rPr>
+                <w:rFonts w:ascii="Calibri" w:hAnsi="Calibri" w:eastAsia="宋体"/>
+                <w:sz w:val="19"/>
+              </w:rPr>
+              <w:t>P 68~80 / R 45~60</w:t>
+            </w:r>
+          </w:p>
+        </w:tc>
+        <w:tc>
+          <w:tcPr>
+            <w:tcW w:type="dxa" w:w="2160"/>
+          </w:tcPr>
+          <w:p>
+            <w:pPr>
+              <w:jc w:val="center"/>
+            </w:pPr>
+            <w:r>
+              <w:rPr>
+                <w:rFonts w:ascii="Calibri" w:hAnsi="Calibri" w:eastAsia="宋体"/>
+                <w:sz w:val="19"/>
+              </w:rPr>
+              <w:t>P 78~86 / R 72~82</w:t>
+            </w:r>
+          </w:p>
+        </w:tc>
+        <w:tc>
+          <w:tcPr>
+            <w:tcW w:type="dxa" w:w="2160"/>
+          </w:tcPr>
+          <w:p>
+            <w:pPr>
+              <w:jc w:val="center"/>
+            </w:pPr>
+            <w:r>
+              <w:rPr>
+                <w:rFonts w:ascii="Calibri" w:hAnsi="Calibri" w:eastAsia="宋体"/>
+                <w:sz w:val="19"/>
+              </w:rPr>
+              <w:t>P 85~90 / R 82~88</w:t>
+            </w:r>
+          </w:p>
+        </w:tc>
+      </w:tr>
+      <w:tr>
+        <w:tc>
+          <w:tcPr>
+            <w:tcW w:type="dxa" w:w="2160"/>
+          </w:tcPr>
+          <w:p>
+            <w:r>
+              <w:rPr>
+                <w:rFonts w:ascii="Calibri" w:hAnsi="Calibri" w:eastAsia="宋体"/>
+                <w:sz w:val="19"/>
+              </w:rPr>
+              <w:t>场景</w:t>
+            </w:r>
+          </w:p>
+        </w:tc>
+        <w:tc>
+          <w:tcPr>
+            <w:tcW w:type="dxa" w:w="2160"/>
+          </w:tcPr>
+          <w:p>
+            <w:pPr>
+              <w:jc w:val="center"/>
+            </w:pPr>
+            <w:r>
+              <w:rPr>
+                <w:rFonts w:ascii="Calibri" w:hAnsi="Calibri" w:eastAsia="宋体"/>
+                <w:sz w:val="19"/>
+              </w:rPr>
+              <w:t>P 80~88 / R 60~75（VLM 强项）</w:t>
+            </w:r>
+          </w:p>
+        </w:tc>
+        <w:tc>
+          <w:tcPr>
+            <w:tcW w:type="dxa" w:w="2160"/>
+          </w:tcPr>
+          <w:p>
+            <w:pPr>
+              <w:jc w:val="center"/>
+            </w:pPr>
+            <w:r>
+              <w:rPr>
+                <w:rFonts w:ascii="Calibri" w:hAnsi="Calibri" w:eastAsia="宋体"/>
+                <w:sz w:val="19"/>
+              </w:rPr>
+              <w:t>P 85~92 / R 82~90</w:t>
+            </w:r>
+          </w:p>
+        </w:tc>
+        <w:tc>
+          <w:tcPr>
+            <w:tcW w:type="dxa" w:w="2160"/>
+          </w:tcPr>
+          <w:p>
+            <w:pPr>
+              <w:jc w:val="center"/>
+            </w:pPr>
+            <w:r>
+              <w:rPr>
+                <w:rFonts w:ascii="Calibri" w:hAnsi="Calibri" w:eastAsia="宋体"/>
+                <w:sz w:val="19"/>
+              </w:rPr>
+              <w:t>P 95+ / R 95+（机位标定）</w:t>
+            </w:r>
+          </w:p>
+        </w:tc>
+      </w:tr>
+      <w:tr>
+        <w:tc>
+          <w:tcPr>
+            <w:tcW w:type="dxa" w:w="2160"/>
+          </w:tcPr>
+          <w:p>
+            <w:r>
+              <w:rPr>
+                <w:rFonts w:ascii="Calibri" w:hAnsi="Calibri" w:eastAsia="宋体"/>
+                <w:sz w:val="19"/>
+              </w:rPr>
+              <w:t>时长</w:t>
+            </w:r>
+          </w:p>
+        </w:tc>
+        <w:tc>
+          <w:tcPr>
+            <w:tcW w:type="dxa" w:w="2160"/>
+          </w:tcPr>
+          <w:p>
+            <w:pPr>
+              <w:jc w:val="center"/>
+            </w:pPr>
+            <w:r>
+              <w:rPr>
+                <w:rFonts w:ascii="Calibri" w:hAnsi="Calibri" w:eastAsia="宋体"/>
+                <w:b/>
+                <w:sz w:val="19"/>
+              </w:rPr>
+              <w:t>不可行</w:t>
+            </w:r>
+            <w:r>
+              <w:rPr>
+                <w:rFonts w:ascii="Calibri" w:hAnsi="Calibri" w:eastAsia="宋体"/>
+                <w:sz w:val="19"/>
+              </w:rPr>
+              <w:t>（VLM 无计时能力，计数/时长是公认最弱维度）</w:t>
+            </w:r>
+          </w:p>
+        </w:tc>
+        <w:tc>
+          <w:tcPr>
+            <w:tcW w:type="dxa" w:w="2160"/>
+          </w:tcPr>
+          <w:p>
+            <w:pPr>
+              <w:jc w:val="center"/>
+            </w:pPr>
+            <w:r>
+              <w:rPr>
+                <w:rFonts w:ascii="Calibri" w:hAnsi="Calibri" w:eastAsia="宋体"/>
+                <w:sz w:val="19"/>
+              </w:rPr>
+              <w:t>不可行</w:t>
+            </w:r>
+          </w:p>
+        </w:tc>
+        <w:tc>
+          <w:tcPr>
+            <w:tcW w:type="dxa" w:w="2160"/>
+          </w:tcPr>
+          <w:p>
+            <w:pPr>
+              <w:jc w:val="center"/>
+            </w:pPr>
+            <w:r>
+              <w:rPr>
+                <w:rFonts w:ascii="Calibri" w:hAnsi="Calibri" w:eastAsia="宋体"/>
+                <w:sz w:val="19"/>
+              </w:rPr>
+              <w:t>分桶准确率 82~88（跟踪 ID 累计）</w:t>
+            </w:r>
+          </w:p>
+        </w:tc>
+      </w:tr>
+      <w:tr>
+        <w:tc>
+          <w:tcPr>
+            <w:tcW w:type="dxa" w:w="2160"/>
+          </w:tcPr>
+          <w:p>
+            <w:r>
+              <w:rPr>
+                <w:rFonts w:ascii="Calibri" w:hAnsi="Calibri" w:eastAsia="宋体"/>
+                <w:b/>
+                <w:sz w:val="19"/>
+              </w:rPr>
+              <w:t>整段文案事实精确率</w:t>
+            </w:r>
+          </w:p>
+        </w:tc>
+        <w:tc>
+          <w:tcPr>
+            <w:tcW w:type="dxa" w:w="2160"/>
+          </w:tcPr>
+          <w:p>
+            <w:pPr>
+              <w:jc w:val="center"/>
+            </w:pPr>
+            <w:r>
+              <w:rPr>
+                <w:rFonts w:ascii="Calibri" w:hAnsi="Calibri" w:eastAsia="宋体"/>
+                <w:sz w:val="19"/>
+              </w:rPr>
+              <w:t>65~75</w:t>
+            </w:r>
+          </w:p>
+        </w:tc>
+        <w:tc>
+          <w:tcPr>
+            <w:tcW w:type="dxa" w:w="2160"/>
+          </w:tcPr>
+          <w:p>
+            <w:pPr>
+              <w:jc w:val="center"/>
+            </w:pPr>
+            <w:r>
+              <w:rPr>
+                <w:rFonts w:ascii="Calibri" w:hAnsi="Calibri" w:eastAsia="宋体"/>
+                <w:sz w:val="19"/>
+              </w:rPr>
+              <w:t>82~90</w:t>
+            </w:r>
+          </w:p>
+        </w:tc>
+        <w:tc>
+          <w:tcPr>
+            <w:tcW w:type="dxa" w:w="2160"/>
+          </w:tcPr>
+          <w:p>
+            <w:pPr>
+              <w:jc w:val="center"/>
+            </w:pPr>
+            <w:r>
+              <w:rPr>
+                <w:rFonts w:ascii="Calibri" w:hAnsi="Calibri" w:eastAsia="宋体"/>
+                <w:sz w:val="19"/>
+              </w:rPr>
+              <w:t>≥88（可用率口径）</w:t>
+            </w:r>
+          </w:p>
+        </w:tc>
+      </w:tr>
+      <w:tr>
+        <w:tc>
+          <w:tcPr>
+            <w:tcW w:type="dxa" w:w="2160"/>
+          </w:tcPr>
+          <w:p>
+            <w:r>
+              <w:rPr>
+                <w:rFonts w:ascii="Calibri" w:hAnsi="Calibri" w:eastAsia="宋体"/>
+                <w:b/>
+                <w:sz w:val="19"/>
+              </w:rPr>
+              <w:t>整段文案要点召回</w:t>
+            </w:r>
+          </w:p>
+        </w:tc>
+        <w:tc>
+          <w:tcPr>
+            <w:tcW w:type="dxa" w:w="2160"/>
+          </w:tcPr>
+          <w:p>
+            <w:pPr>
+              <w:jc w:val="center"/>
+            </w:pPr>
+            <w:r>
+              <w:rPr>
+                <w:rFonts w:ascii="Calibri" w:hAnsi="Calibri" w:eastAsia="宋体"/>
+                <w:sz w:val="19"/>
+              </w:rPr>
+              <w:t>35~50</w:t>
+            </w:r>
+          </w:p>
+        </w:tc>
+        <w:tc>
+          <w:tcPr>
+            <w:tcW w:type="dxa" w:w="2160"/>
+          </w:tcPr>
+          <w:p>
+            <w:pPr>
+              <w:jc w:val="center"/>
+            </w:pPr>
+            <w:r>
+              <w:rPr>
+                <w:rFonts w:ascii="Calibri" w:hAnsi="Calibri" w:eastAsia="宋体"/>
+                <w:sz w:val="19"/>
+              </w:rPr>
+              <w:t>70~82</w:t>
+            </w:r>
+          </w:p>
+        </w:tc>
+        <w:tc>
+          <w:tcPr>
+            <w:tcW w:type="dxa" w:w="2160"/>
+          </w:tcPr>
+          <w:p>
+            <w:pPr>
+              <w:jc w:val="center"/>
+            </w:pPr>
+            <w:r>
+              <w:rPr>
+                <w:rFonts w:ascii="Calibri" w:hAnsi="Calibri" w:eastAsia="宋体"/>
+                <w:sz w:val="19"/>
+              </w:rPr>
+              <w:t>≥85</w:t>
+            </w:r>
+          </w:p>
+        </w:tc>
+      </w:tr>
+    </w:tbl>
+    <w:p/>
+    <w:p>
+      <w:r>
+        <w:rPr>
+          <w:rFonts w:ascii="Calibri" w:hAnsi="Calibri" w:eastAsia="宋体"/>
+        </w:rPr>
+        <w:t>三条硬结论：</w:t>
+      </w:r>
+    </w:p>
+    <w:p>
+      <w:pPr>
+        <w:pStyle w:val="ListNumber"/>
+      </w:pPr>
+      <w:r>
+        <w:rPr>
+          <w:rFonts w:ascii="Calibri" w:hAnsi="Calibri" w:eastAsia="宋体"/>
+          <w:b/>
+        </w:rPr>
+        <w:t>纯自由图生文不达标，且差距不是调优能弥补的</w:t>
+      </w:r>
+      <w:r>
+        <w:rPr>
+          <w:rFonts w:ascii="Calibri" w:hAnsi="Calibri" w:eastAsia="宋体"/>
+        </w:rPr>
+        <w:t>：视频描述事实性基准 DREAM-1K 上，专门为视频描述训练的 SOTA 模型 Tarsier2-7B 事件级 F1 仅 42%（R 48 / P 35~40），GPT-4o 仅 39.2%；通用描述基准 CAPability 上 7B 开源最佳（Qwen2.5-VL-7B）自由描述精确率 75.5%、召回 48.1%、F1 54.8%。4B 端侧模型只会更低。</w:t>
+      </w:r>
+      <w:r>
+        <w:rPr>
+          <w:rFonts w:ascii="Calibri" w:hAnsi="Calibri" w:eastAsia="宋体"/>
+          <w:b/>
+        </w:rPr>
+        <w:t>自由生成的瓶颈在召回（该说的漏说）和时序/计数类幻觉，这是生成范式的固有属性。</w:t>
+      </w:r>
+    </w:p>
+    <w:p>
+      <w:pPr>
+        <w:pStyle w:val="ListNumber"/>
+      </w:pPr>
+      <w:r>
+        <w:rPr>
+          <w:rFonts w:ascii="Calibri" w:hAnsi="Calibri" w:eastAsia="宋体"/>
+          <w:b/>
+        </w:rPr>
+        <w:t>槽位约束生成可把大模型拉回"分类器"水平</w:t>
+      </w:r>
+      <w:r>
+        <w:rPr>
+          <w:rFonts w:ascii="Calibri" w:hAnsi="Calibri" w:eastAsia="宋体"/>
+        </w:rPr>
+        <w:t>：CAPability 发现模型存在大量"知而不述"（K̄T，know but cannot tell）——问答能答对、自由描述却漏掉。改成逐槽闭集问答后，性能从"caption 召回"回升到"VQA/零样本分类"水平（如零样本动作识别 Kinetics-400 top-1 约 76%），但仍普遍比专用小模型低 5~15 个点，且时序类槽位（徘徊/时长）依然不可行。</w:t>
+      </w:r>
+    </w:p>
+    <w:p>
+      <w:pPr>
+        <w:pStyle w:val="ListNumber"/>
+      </w:pPr>
+      <w:r>
+        <w:rPr>
+          <w:rFonts w:ascii="Calibri" w:hAnsi="Calibri" w:eastAsia="宋体"/>
+          <w:b/>
+        </w:rPr>
+        <w:t>因此 §1.1 的目标值只对混合架构（口径③）有效</w:t>
+      </w:r>
+      <w:r>
+        <w:rPr>
+          <w:rFonts w:ascii="Calibri" w:hAnsi="Calibri" w:eastAsia="宋体"/>
+        </w:rPr>
+        <w:t>；若产品决定用纯 VLM 方案，应按口径②的区间重新签署目标，并砍掉熟人/徘徊/时长三个槽或改由其他信号源提供。</w:t>
+      </w:r>
+    </w:p>
     <w:p>
       <w:pPr>
         <w:pStyle w:val="Heading1"/>
@@ -2836,6 +4248,313 @@
     </w:p>
     <w:p>
       <w:pPr>
+        <w:pStyle w:val="Heading2"/>
+      </w:pPr>
+      <w:r>
+        <w:rPr>
+          <w:rFonts w:ascii="Calibri" w:hAnsi="Calibri" w:eastAsia="黑体"/>
+          <w:b/>
+          <w:color w:val="1F3864"/>
+          <w:sz w:val="26"/>
+        </w:rPr>
+        <w:t>2.4 三种测量口径的定义（v1.1 新增）</w:t>
+      </w:r>
+    </w:p>
+    <w:p>
+      <w:r>
+        <w:rPr>
+          <w:rFonts w:ascii="Calibri" w:hAnsi="Calibri" w:eastAsia="宋体"/>
+        </w:rPr>
+        <w:t>同一套 P/R 公式，测的对象不同，结果不可比。验收和对外承诺必须注明口径：</w:t>
+      </w:r>
+    </w:p>
+    <w:tbl>
+      <w:tblPr>
+        <w:tblStyle w:val="TableGrid"/>
+        <w:tblW w:type="auto" w:w="0"/>
+        <w:jc w:val="center"/>
+        <w:tblLook w:firstColumn="1" w:firstRow="1" w:lastColumn="0" w:lastRow="0" w:noHBand="0" w:noVBand="1" w:val="04A0"/>
+      </w:tblPr>
+      <w:tblGrid>
+        <w:gridCol w:w="2160"/>
+        <w:gridCol w:w="2160"/>
+        <w:gridCol w:w="2160"/>
+        <w:gridCol w:w="2160"/>
+      </w:tblGrid>
+      <w:tr>
+        <w:tc>
+          <w:tcPr>
+            <w:tcW w:type="dxa" w:w="2160"/>
+            <w:shd w:val="clear" w:fill="DCE6F1"/>
+          </w:tcPr>
+          <w:p>
+            <w:pPr>
+              <w:jc w:val="center"/>
+            </w:pPr>
+            <w:r>
+              <w:rPr>
+                <w:rFonts w:ascii="Calibri" w:hAnsi="Calibri" w:eastAsia="宋体"/>
+                <w:b/>
+                <w:sz w:val="19"/>
+              </w:rPr>
+              <w:t>口径</w:t>
+            </w:r>
+          </w:p>
+        </w:tc>
+        <w:tc>
+          <w:tcPr>
+            <w:tcW w:type="dxa" w:w="2160"/>
+            <w:shd w:val="clear" w:fill="DCE6F1"/>
+          </w:tcPr>
+          <w:p>
+            <w:pPr>
+              <w:jc w:val="center"/>
+            </w:pPr>
+            <w:r>
+              <w:rPr>
+                <w:rFonts w:ascii="Calibri" w:hAnsi="Calibri" w:eastAsia="宋体"/>
+                <w:b/>
+                <w:sz w:val="19"/>
+              </w:rPr>
+              <w:t>被测对象</w:t>
+            </w:r>
+          </w:p>
+        </w:tc>
+        <w:tc>
+          <w:tcPr>
+            <w:tcW w:type="dxa" w:w="2160"/>
+            <w:shd w:val="clear" w:fill="DCE6F1"/>
+          </w:tcPr>
+          <w:p>
+            <w:pPr>
+              <w:jc w:val="center"/>
+            </w:pPr>
+            <w:r>
+              <w:rPr>
+                <w:rFonts w:ascii="Calibri" w:hAnsi="Calibri" w:eastAsia="宋体"/>
+                <w:b/>
+                <w:sz w:val="19"/>
+              </w:rPr>
+              <w:t>测法</w:t>
+            </w:r>
+          </w:p>
+        </w:tc>
+        <w:tc>
+          <w:tcPr>
+            <w:tcW w:type="dxa" w:w="2160"/>
+            <w:shd w:val="clear" w:fill="DCE6F1"/>
+          </w:tcPr>
+          <w:p>
+            <w:pPr>
+              <w:jc w:val="center"/>
+            </w:pPr>
+            <w:r>
+              <w:rPr>
+                <w:rFonts w:ascii="Calibri" w:hAnsi="Calibri" w:eastAsia="宋体"/>
+                <w:b/>
+                <w:sz w:val="19"/>
+              </w:rPr>
+              <w:t>对应学术基准类型</w:t>
+            </w:r>
+          </w:p>
+        </w:tc>
+      </w:tr>
+      <w:tr>
+        <w:tc>
+          <w:tcPr>
+            <w:tcW w:type="dxa" w:w="2160"/>
+          </w:tcPr>
+          <w:p>
+            <w:r>
+              <w:rPr>
+                <w:rFonts w:ascii="Calibri" w:hAnsi="Calibri" w:eastAsia="宋体"/>
+                <w:b/>
+                <w:sz w:val="19"/>
+              </w:rPr>
+              <w:t>①自由生成口径</w:t>
+            </w:r>
+          </w:p>
+        </w:tc>
+        <w:tc>
+          <w:tcPr>
+            <w:tcW w:type="dxa" w:w="2160"/>
+          </w:tcPr>
+          <w:p>
+            <w:r>
+              <w:rPr>
+                <w:rFonts w:ascii="Calibri" w:hAnsi="Calibri" w:eastAsia="宋体"/>
+                <w:sz w:val="19"/>
+              </w:rPr>
+              <w:t>VLM 直接生成的整段文案</w:t>
+            </w:r>
+          </w:p>
+        </w:tc>
+        <w:tc>
+          <w:tcPr>
+            <w:tcW w:type="dxa" w:w="2160"/>
+          </w:tcPr>
+          <w:p>
+            <w:r>
+              <w:rPr>
+                <w:rFonts w:ascii="Calibri" w:hAnsi="Calibri" w:eastAsia="宋体"/>
+                <w:sz w:val="19"/>
+              </w:rPr>
+              <w:t>从文案中抽取断言，逐条与 GT 比对（AutoDQ/CAPability 式）</w:t>
+            </w:r>
+          </w:p>
+        </w:tc>
+        <w:tc>
+          <w:tcPr>
+            <w:tcW w:type="dxa" w:w="2160"/>
+          </w:tcPr>
+          <w:p>
+            <w:r>
+              <w:rPr>
+                <w:rFonts w:ascii="Calibri" w:hAnsi="Calibri" w:eastAsia="宋体"/>
+                <w:sz w:val="19"/>
+              </w:rPr>
+              <w:t>DREAM-1K、CAPability、VDC</w:t>
+            </w:r>
+          </w:p>
+        </w:tc>
+      </w:tr>
+      <w:tr>
+        <w:tc>
+          <w:tcPr>
+            <w:tcW w:type="dxa" w:w="2160"/>
+          </w:tcPr>
+          <w:p>
+            <w:r>
+              <w:rPr>
+                <w:rFonts w:ascii="Calibri" w:hAnsi="Calibri" w:eastAsia="宋体"/>
+                <w:b/>
+                <w:sz w:val="19"/>
+              </w:rPr>
+              <w:t>②槽位约束口径</w:t>
+            </w:r>
+          </w:p>
+        </w:tc>
+        <w:tc>
+          <w:tcPr>
+            <w:tcW w:type="dxa" w:w="2160"/>
+          </w:tcPr>
+          <w:p>
+            <w:r>
+              <w:rPr>
+                <w:rFonts w:ascii="Calibri" w:hAnsi="Calibri" w:eastAsia="宋体"/>
+                <w:sz w:val="19"/>
+              </w:rPr>
+              <w:t>VLM 逐槽闭集问答的结构化输出（JSON）</w:t>
+            </w:r>
+          </w:p>
+        </w:tc>
+        <w:tc>
+          <w:tcPr>
+            <w:tcW w:type="dxa" w:w="2160"/>
+          </w:tcPr>
+          <w:p>
+            <w:r>
+              <w:rPr>
+                <w:rFonts w:ascii="Calibri" w:hAnsi="Calibri" w:eastAsia="宋体"/>
+                <w:sz w:val="19"/>
+              </w:rPr>
+              <w:t>每槽独立判分（§2.2 规则）</w:t>
+            </w:r>
+          </w:p>
+        </w:tc>
+        <w:tc>
+          <w:tcPr>
+            <w:tcW w:type="dxa" w:w="2160"/>
+          </w:tcPr>
+          <w:p>
+            <w:r>
+              <w:rPr>
+                <w:rFonts w:ascii="Calibri" w:hAnsi="Calibri" w:eastAsia="宋体"/>
+                <w:sz w:val="19"/>
+              </w:rPr>
+              <w:t>VQA/零样本分类（MVBench、Kinetics zero-shot、POPE）</w:t>
+            </w:r>
+          </w:p>
+        </w:tc>
+      </w:tr>
+      <w:tr>
+        <w:tc>
+          <w:tcPr>
+            <w:tcW w:type="dxa" w:w="2160"/>
+          </w:tcPr>
+          <w:p>
+            <w:r>
+              <w:rPr>
+                <w:rFonts w:ascii="Calibri" w:hAnsi="Calibri" w:eastAsia="宋体"/>
+                <w:b/>
+                <w:sz w:val="19"/>
+              </w:rPr>
+              <w:t>③系统混合口径</w:t>
+            </w:r>
+          </w:p>
+        </w:tc>
+        <w:tc>
+          <w:tcPr>
+            <w:tcW w:type="dxa" w:w="2160"/>
+          </w:tcPr>
+          <w:p>
+            <w:r>
+              <w:rPr>
+                <w:rFonts w:ascii="Calibri" w:hAnsi="Calibri" w:eastAsia="宋体"/>
+                <w:sz w:val="19"/>
+              </w:rPr>
+              <w:t>小模型+VLM+规则融合后的最终词槽值</w:t>
+            </w:r>
+          </w:p>
+        </w:tc>
+        <w:tc>
+          <w:tcPr>
+            <w:tcW w:type="dxa" w:w="2160"/>
+          </w:tcPr>
+          <w:p>
+            <w:r>
+              <w:rPr>
+                <w:rFonts w:ascii="Calibri" w:hAnsi="Calibri" w:eastAsia="宋体"/>
+                <w:sz w:val="19"/>
+              </w:rPr>
+              <w:t>每槽独立判分（§2.2 规则）</w:t>
+            </w:r>
+          </w:p>
+        </w:tc>
+        <w:tc>
+          <w:tcPr>
+            <w:tcW w:type="dxa" w:w="2160"/>
+          </w:tcPr>
+          <w:p>
+            <w:r>
+              <w:rPr>
+                <w:rFonts w:ascii="Calibri" w:hAnsi="Calibri" w:eastAsia="宋体"/>
+                <w:sz w:val="19"/>
+              </w:rPr>
+              <w:t>检测/跟踪/人脸/跌倒等专用基准 + ②</w:t>
+            </w:r>
+          </w:p>
+        </w:tc>
+      </w:tr>
+    </w:tbl>
+    <w:p/>
+    <w:p>
+      <w:r>
+        <w:rPr>
+          <w:rFonts w:ascii="Calibri" w:hAnsi="Calibri" w:eastAsia="宋体"/>
+        </w:rPr>
+        <w:t>v1.0 报告的问题在于用③的依据给出了指标，但未声明口径也未给出①②的可达值。本版 §1.2 已补齐。</w:t>
+      </w:r>
+      <w:r>
+        <w:rPr>
+          <w:rFonts w:ascii="Calibri" w:hAnsi="Calibri" w:eastAsia="宋体"/>
+          <w:b/>
+        </w:rPr>
+        <w:t>最终文案的评测一律在词槽层（②/③口径）进行，文案文本本身由模板拼接产生、不引入新事实（见 §5.4），因此不再需要对文本做开放式事实核查。</w:t>
+      </w:r>
+    </w:p>
+    <w:p>
+      <w:pPr>
         <w:pStyle w:val="Heading1"/>
       </w:pPr>
       <w:r>
@@ -2859,7 +4578,7 @@
           <w:color w:val="1F3864"/>
           <w:sz w:val="26"/>
         </w:rPr>
-        <w:t>3.1 词槽→学术任务映射与 SOTA 水平</w:t>
+        <w:t>3.1 词槽→学术任务映射与 SOTA 水平（判别式口径，用于口径③）</w:t>
       </w:r>
     </w:p>
     <w:tbl>
@@ -3314,7 +5033,7 @@
                 <w:rFonts w:ascii="Calibri" w:hAnsi="Calibri" w:eastAsia="宋体"/>
                 <w:sz w:val="19"/>
               </w:rPr>
-              <w:t>SOTA（LLM-PAR 等）F1 ≈ 86~90，P ≈ 88~90，R ≈ 86~89；标准五指标 mA/Acc/P/R/F1</w:t>
+              <w:t>SOTA（LLM-PAR 等）F1 ≈ 86~90，P ≈ 88~90，R ≈ 86~89</w:t>
             </w:r>
           </w:p>
         </w:tc>
@@ -3458,7 +5177,7 @@
                 <w:rFonts w:ascii="Calibri" w:hAnsi="Calibri" w:eastAsia="宋体"/>
                 <w:sz w:val="19"/>
               </w:rPr>
-              <w:t>实际系统违规检出率 97.1%、精确率 89.2%；UCF-Crime AUC SOTA 88~90%（VLM 方法 ASK-HINT 89.83%）</w:t>
+              <w:t>实际系统违规检出率 97.1%、精确率 89.2%；UCF-Crime AUC SOTA 88~90%</w:t>
             </w:r>
           </w:p>
         </w:tc>
@@ -3682,7 +5401,7 @@
                 <w:rFonts w:ascii="Calibri" w:hAnsi="Calibri" w:eastAsia="宋体"/>
                 <w:sz w:val="19"/>
               </w:rPr>
-              <w:t>365 类开放集 Top-1 仅 ~56%、Top-5 85%；</w:t>
+              <w:t>365 类开放集 Top-1 仅 ~56%；</w:t>
             </w:r>
             <w:r>
               <w:rPr>
@@ -3690,7 +5409,7 @@
                 <w:b/>
                 <w:sz w:val="19"/>
               </w:rPr>
-              <w:t>闭集 15 类 + 固定机位是完全不同（容易得多）的问题</w:t>
+              <w:t>闭集 15 类 + 固定机位容易得多</w:t>
             </w:r>
           </w:p>
         </w:tc>
@@ -3762,7 +5481,7 @@
                 <w:rFonts w:ascii="Calibri" w:hAnsi="Calibri" w:eastAsia="宋体"/>
                 <w:sz w:val="19"/>
               </w:rPr>
-              <w:t>BoT-SORT 等 SOTA：MOTA 80.5、IDF1 80.2 —— 断轨/ID 切换导致时长系统性低估</w:t>
+              <w:t>BoT-SORT 等 SOTA：MOTA 80.5、IDF1 80.2 —— 断轨导致时长系统性低估</w:t>
             </w:r>
           </w:p>
         </w:tc>
@@ -3794,7 +5513,7 @@
           <w:color w:val="1F3864"/>
           <w:sz w:val="26"/>
         </w:rPr>
-        <w:t>3.2 Qwen3.5-4B 模型能力（决定"大模型槽"的折扣系数）</w:t>
+        <w:t>3.2 Qwen3.5-4B 模型能力</w:t>
       </w:r>
     </w:p>
     <w:p>
@@ -3853,46 +5572,14 @@
         <w:rPr>
           <w:rFonts w:ascii="Calibri" w:hAnsi="Calibri" w:eastAsia="宋体"/>
         </w:rPr>
-        <w:t xml:space="preserve">参照 Qwen3-VL 技术报告：8B 档即可对齐上一代 72B 的视频理解水平——4B 档模型的"能力折扣"已从早年的 15~20 个点缩小到 </w:t>
+        <w:t>参照 Qwen3-VL 技术报告：8B 档即可对齐上一代 72B 的视频理解水平——4B 档的"能力折扣"已缩小到 5~10 个点。</w:t>
       </w:r>
       <w:r>
         <w:rPr>
           <w:rFonts w:ascii="Calibri" w:hAnsi="Calibri" w:eastAsia="宋体"/>
           <w:b/>
         </w:rPr>
-        <w:t>5~10 个点</w:t>
-      </w:r>
-      <w:r>
-        <w:rPr>
-          <w:rFonts w:ascii="Calibri" w:hAnsi="Calibri" w:eastAsia="宋体"/>
-        </w:rPr>
-        <w:t>。</w:t>
-      </w:r>
-    </w:p>
-    <w:p>
-      <w:pPr>
-        <w:pStyle w:val="ListBullet"/>
-      </w:pPr>
-      <w:r>
-        <w:rPr>
-          <w:rFonts w:ascii="Calibri" w:hAnsi="Calibri" w:eastAsia="宋体"/>
-        </w:rPr>
-        <w:t>但小模型在幻觉敏感型子任务（颜色、计数、存在性，见 MME-Hall/POPE 相关研究）上折扣更大，这是属性词槽目标值明显低于 PAR 专用模型 SOTA 的主要原因。</w:t>
-      </w:r>
-    </w:p>
-    <w:p>
-      <w:r>
-        <w:rPr>
-          <w:rFonts w:ascii="Calibri" w:hAnsi="Calibri" w:eastAsia="宋体"/>
-          <w:b/>
-        </w:rPr>
-        <w:t>折扣规则（本报告目标值的推导方法）</w:t>
-      </w:r>
-      <w:r>
-        <w:rPr>
-          <w:rFonts w:ascii="Calibri" w:hAnsi="Calibri" w:eastAsia="宋体"/>
-        </w:rPr>
-        <w:t>：以"专用小模型学术 SOTA"为上限，按以下折扣设定端侧 4B 方案的目标值——判别类槽位（有检测小模型兜底）扣 3~5 个点；纯 VLM 判定的语义槽位扣 8~12 个点；幻觉敏感槽位（颜色/品牌/体型）额外扣 5 个点并开放"未知"出口。基线值再在目标值基础上让 3~5 个点，作为上线门槛。</w:t>
+        <w:t>但注意：这些是选择题/问答式基准（口径②），不代表自由生成文案的事实性（口径①），两者差距见 §3.6。</w:t>
       </w:r>
     </w:p>
     <w:p>
@@ -3924,7 +5611,7 @@
         <w:rPr>
           <w:rFonts w:ascii="Calibri" w:hAnsi="Calibri" w:eastAsia="宋体"/>
         </w:rPr>
-        <w:t>：标准测试环境下误识率 FAR ≤0.01%、拒识率 FRR ≤5%（即正面标准光照下召回 ≥95%）。家庭监控为非配合式（侧脸/远距/夜间），熟人槽召回基线定 80% 是对该标准的工程化打折；精确率 95% 保持不打折——把陌生人认成熟人是安全漏洞。</w:t>
+        <w:t>：标准测试环境下误识率 FAR ≤0.01%、拒识率 FRR ≤5%。家庭监控为非配合式，熟人槽召回基线定 80% 是工程化打折；精确率 95% 不打折——把陌生人认成熟人是安全漏洞。</w:t>
       </w:r>
     </w:p>
     <w:p>
@@ -3942,25 +5629,7 @@
         <w:rPr>
           <w:rFonts w:ascii="Calibri" w:hAnsi="Calibri" w:eastAsia="宋体"/>
         </w:rPr>
-        <w:t>：定义了内容分析与结构化描述的功能框架（本方案词槽体系与其"目标+属性+行为"结构化描述思路一致）；公开文本不含具体准召数值，工程验收惯例为检出率/准确率 ≥90%。</w:t>
-      </w:r>
-    </w:p>
-    <w:p>
-      <w:pPr>
-        <w:pStyle w:val="ListBullet"/>
-      </w:pPr>
-      <w:r>
-        <w:rPr>
-          <w:rFonts w:ascii="Calibri" w:hAnsi="Calibri" w:eastAsia="宋体"/>
-          <w:b/>
-        </w:rPr>
-        <w:t>安防监控视频实时智能分析设备技术要求</w:t>
-      </w:r>
-      <w:r>
-        <w:rPr>
-          <w:rFonts w:ascii="Calibri" w:hAnsi="Calibri" w:eastAsia="宋体"/>
-        </w:rPr>
-        <w:t>（TC100 归口国标）：行为分析类设备的框架标准，验收指标同上惯例。</w:t>
+        <w:t>：定义了内容分析与结构化描述的功能框架；公开文本不含具体准召数值，工程验收惯例为检出率/准确率 ≥90%。</w:t>
       </w:r>
     </w:p>
     <w:p>
@@ -3971,7 +5640,7 @@
         <w:rPr>
           <w:rFonts w:ascii="Calibri" w:hAnsi="Calibri" w:eastAsia="宋体"/>
         </w:rPr>
-        <w:t xml:space="preserve">注意：检索中确认 </w:t>
+        <w:t xml:space="preserve">注意：检索确认 </w:t>
       </w:r>
       <w:r>
         <w:rPr>
@@ -4022,7 +5691,7 @@
         <w:rPr>
           <w:rFonts w:ascii="Calibri" w:hAnsi="Calibri" w:eastAsia="宋体"/>
         </w:rPr>
-        <w:t>，可过滤灯光、阴影、小鸟、猫狗、树叶等干扰——行业头部已把"误报/天"作为核心卖点。</w:t>
+        <w:t>，可过滤灯光、阴影、小鸟、猫狗、树叶等干扰。</w:t>
       </w:r>
     </w:p>
     <w:p>
@@ -4040,13 +5709,13 @@
           <w:rFonts w:ascii="Calibri" w:hAnsi="Calibri" w:eastAsia="宋体"/>
           <w:b/>
         </w:rPr>
-        <w:t>≤1 次/路/天是当前消费级第一梯队的误报水位</w:t>
+        <w:t>≤1 次/路/天是消费级第一梯队的误报水位</w:t>
       </w:r>
       <w:r>
         <w:rPr>
           <w:rFonts w:ascii="Calibri" w:hAnsi="Calibri" w:eastAsia="宋体"/>
         </w:rPr>
-        <w:t>，本方案推送误报指标据此设定。</w:t>
+        <w:t>。</w:t>
       </w:r>
     </w:p>
     <w:p>
@@ -4089,7 +5758,7 @@
         <w:rPr>
           <w:rFonts w:ascii="Calibri" w:hAnsi="Calibri" w:eastAsia="宋体"/>
         </w:rPr>
-        <w:t>：Qwen3.5-4B INT4 权重约 2.5~3GB，加 KV cache 与视觉编码器，峰值 &lt;6GB；32GB 可同时常驻检测/跟踪小模型 + VLM。</w:t>
+        <w:t>：Qwen3.5-4B INT4 权重约 2.5~3GB，峰值 &lt;6GB；32GB 可同时常驻检测/跟踪小模型 + VLM。</w:t>
       </w:r>
     </w:p>
     <w:p>
@@ -4107,14 +5776,14 @@
         <w:rPr>
           <w:rFonts w:ascii="Calibri" w:hAnsi="Calibri" w:eastAsia="宋体"/>
         </w:rPr>
-        <w:t>：OpenVINO 官方对 NPU 的建议是 ≤4~5B 模型用 INT4 对称量化（group size 128）；Model Hub 实测 Core Ultra 7 NPU 上小模型 INT4 约 6 tok/s（iGPU 通常更快，可达 15~25 tok/s）。一条 60~80 token 的词槽文案，生成耗时约 3~10s；每事件抽 8~16 帧、448~768 短边的视觉编码另需数秒。</w:t>
+        <w:t>：OpenVINO 对 NPU 的建议是 ≤4~5B 模型用 INT4 对称量化（group size 128）；Core Ultra NPU 上小模型 INT4 约 6 tok/s（iGPU 通常 15~25 tok/s）。一条 60~80 token 文案生成约 3~10s；每事件 8~16 帧、448~768 短边的视觉编码另需数秒。</w:t>
       </w:r>
       <w:r>
         <w:rPr>
           <w:rFonts w:ascii="Calibri" w:hAnsi="Calibri" w:eastAsia="宋体"/>
           <w:b/>
         </w:rPr>
-        <w:t>结论：单事件端到端 5~15s，适合"事件后离线生成文案"，不适合逐秒实时描述。</w:t>
+        <w:t>单事件端到端 5~15s，适合事件后离线生成，不适合逐秒实时描述。</w:t>
       </w:r>
     </w:p>
     <w:p>
@@ -4132,7 +5801,7 @@
         <w:rPr>
           <w:rFonts w:ascii="Calibri" w:hAnsi="Calibri" w:eastAsia="宋体"/>
         </w:rPr>
-        <w:t>：1 fps 抽帧会漏掉 &lt;1s 的瞬时动作（按铃瞬间、摔倒中间帧）。因此 S 级行为的召回不能全压在 VLM 上——架构上应由小模型在原始帧率（或 5~10 fps）触发候选事件，VLM 只做复核+描述。S 级召回按乘积口径分解：小模型触发召回 ≥97% × VLM 复核保留率 ≥96% ≈ 端到端 ≥93%。</w:t>
+        <w:t>：1 fps 抽帧会漏掉 &lt;1s 的瞬时动作。S 级行为召回不能全压在 VLM 上——由小模型在原始帧率触发候选事件，VLM 只做复核+填槽。</w:t>
       </w:r>
     </w:p>
     <w:p>
@@ -4150,7 +5819,7 @@
         <w:rPr>
           <w:rFonts w:ascii="Calibri" w:hAnsi="Calibri" w:eastAsia="宋体"/>
         </w:rPr>
-        <w:t>：包裹品牌 logo、眼镜、门铃按键在门口机位距离下往往 &lt;32px，768 短边输入也常不可辨——这是品牌/佩戴槽召回基线只设 55~78% 且必须保留"未知"出口的物理原因。</w:t>
+        <w:t>：包裹品牌 logo、眼镜在门口机位距离下常 &lt;32px——品牌/佩戴槽召回基线低且必须保留"未知"出口。</w:t>
       </w:r>
     </w:p>
     <w:p>
@@ -4168,7 +5837,258 @@
         <w:rPr>
           <w:rFonts w:ascii="Calibri" w:hAnsi="Calibri" w:eastAsia="宋体"/>
         </w:rPr>
-        <w:t>：红外画面无色彩信息，衣着颜色/车辆颜色应策略性输出"未知"（保精确率、放弃召回），并在评测集中把红外样本单列统计。</w:t>
+        <w:t>：红外画面无色彩信息，颜色槽应策略性输出"未知"（保精确率、放弃召回），评测集中红外样本单列统计。</w:t>
+      </w:r>
+    </w:p>
+    <w:p>
+      <w:pPr>
+        <w:pStyle w:val="Heading2"/>
+      </w:pPr>
+      <w:r>
+        <w:rPr>
+          <w:rFonts w:ascii="Calibri" w:hAnsi="Calibri" w:eastAsia="黑体"/>
+          <w:b/>
+          <w:color w:val="1F3864"/>
+          <w:sz w:val="26"/>
+        </w:rPr>
+        <w:t>3.6 生成式口径的公开实测数据（v1.1 新增，口径①②的定值依据）</w:t>
+      </w:r>
+    </w:p>
+    <w:p>
+      <w:r>
+        <w:rPr>
+          <w:rFonts w:ascii="Calibri" w:hAnsi="Calibri" w:eastAsia="宋体"/>
+          <w:b/>
+        </w:rPr>
+        <w:t>① 自由生成文案的事实性——比判别基准低一个量级：</w:t>
+      </w:r>
+    </w:p>
+    <w:p>
+      <w:pPr>
+        <w:pStyle w:val="ListBullet"/>
+      </w:pPr>
+      <w:r>
+        <w:rPr>
+          <w:rFonts w:ascii="Calibri" w:hAnsi="Calibri" w:eastAsia="宋体"/>
+          <w:b/>
+        </w:rPr>
+        <w:t>DREAM-1K</w:t>
+      </w:r>
+      <w:r>
+        <w:rPr>
+          <w:rFonts w:ascii="Calibri" w:hAnsi="Calibri" w:eastAsia="宋体"/>
+        </w:rPr>
+        <w:t xml:space="preserve">（1000 条视频的细粒度描述基准，AutoDQ 事件级比对）：专为视频描述训练的 SOTA 模型 </w:t>
+      </w:r>
+      <w:r>
+        <w:rPr>
+          <w:rFonts w:ascii="Calibri" w:hAnsi="Calibri" w:eastAsia="宋体"/>
+          <w:b/>
+        </w:rPr>
+        <w:t>Tarsier2-7B 事件级 F1 仅 42%</w:t>
+      </w:r>
+      <w:r>
+        <w:rPr>
+          <w:rFonts w:ascii="Calibri" w:hAnsi="Calibri" w:eastAsia="宋体"/>
+        </w:rPr>
+        <w:t>（recall 48% / precision 35~40%），且是</w:t>
+      </w:r>
+      <w:r>
+        <w:rPr>
+          <w:rFonts w:ascii="Calibri" w:hAnsi="Calibri" w:eastAsia="宋体"/>
+          <w:b/>
+        </w:rPr>
+        <w:t>首个 recall 超过 40% 的模型</w:t>
+      </w:r>
+      <w:r>
+        <w:rPr>
+          <w:rFonts w:ascii="Calibri" w:hAnsi="Calibri" w:eastAsia="宋体"/>
+        </w:rPr>
+        <w:t>；</w:t>
+      </w:r>
+      <w:r>
+        <w:rPr>
+          <w:rFonts w:ascii="Calibri" w:hAnsi="Calibri" w:eastAsia="宋体"/>
+          <w:b/>
+        </w:rPr>
+        <w:t>GPT-4o 仅 39.2%</w:t>
+      </w:r>
+      <w:r>
+        <w:rPr>
+          <w:rFonts w:ascii="Calibri" w:hAnsi="Calibri" w:eastAsia="宋体"/>
+        </w:rPr>
+        <w:t>。即：让最强模型自由描述一段视频，它平均只说出不到一半的关键事件，说出的内容里还有约三成对不上。</w:t>
+      </w:r>
+    </w:p>
+    <w:p>
+      <w:pPr>
+        <w:pStyle w:val="ListBullet"/>
+      </w:pPr>
+      <w:r>
+        <w:rPr>
+          <w:rFonts w:ascii="Calibri" w:hAnsi="Calibri" w:eastAsia="宋体"/>
+          <w:b/>
+        </w:rPr>
+        <w:t>CAPability</w:t>
+      </w:r>
+      <w:r>
+        <w:rPr>
+          <w:rFonts w:ascii="Calibri" w:hAnsi="Calibri" w:eastAsia="宋体"/>
+        </w:rPr>
+        <w:t xml:space="preserve">（约 1.1 万图像/视频、12 维度人工标注，precision + hit rate 双指标）：旗舰闭源模型（GPT-4o、Gemini-2.0-flash）自由描述精确率约 </w:t>
+      </w:r>
+      <w:r>
+        <w:rPr>
+          <w:rFonts w:ascii="Calibri" w:hAnsi="Calibri" w:eastAsia="宋体"/>
+          <w:b/>
+        </w:rPr>
+        <w:t>79%</w:t>
+      </w:r>
+      <w:r>
+        <w:rPr>
+          <w:rFonts w:ascii="Calibri" w:hAnsi="Calibri" w:eastAsia="宋体"/>
+        </w:rPr>
+        <w:t>，F1 约 67%；</w:t>
+      </w:r>
+      <w:r>
+        <w:rPr>
+          <w:rFonts w:ascii="Calibri" w:hAnsi="Calibri" w:eastAsia="宋体"/>
+          <w:b/>
+        </w:rPr>
+        <w:t>7B 开源最佳（Qwen2.5-VL-7B）precision 75.5% / recall 48.1% / F1 54.8%</w:t>
+      </w:r>
+      <w:r>
+        <w:rPr>
+          <w:rFonts w:ascii="Calibri" w:hAnsi="Calibri" w:eastAsia="宋体"/>
+        </w:rPr>
+        <w:t>。分维度看：物体类别、场景、OCR 表现好；</w:t>
+      </w:r>
+      <w:r>
+        <w:rPr>
+          <w:rFonts w:ascii="Calibri" w:hAnsi="Calibri" w:eastAsia="宋体"/>
+          <w:b/>
+        </w:rPr>
+        <w:t>物体数量、颜色、空间关系、事件四个维度全体模型"高精确、低召回"</w:t>
+      </w:r>
+      <w:r>
+        <w:rPr>
+          <w:rFonts w:ascii="Calibri" w:hAnsi="Calibri" w:eastAsia="宋体"/>
+        </w:rPr>
+        <w:t>——自由描述时模型只说有把握的、系统性漏说。</w:t>
+      </w:r>
+    </w:p>
+    <w:p>
+      <w:pPr>
+        <w:pStyle w:val="ListBullet"/>
+      </w:pPr>
+      <w:r>
+        <w:rPr>
+          <w:rFonts w:ascii="Calibri" w:hAnsi="Calibri" w:eastAsia="宋体"/>
+          <w:b/>
+        </w:rPr>
+        <w:t>K̄T（know but cannot tell）现象</w:t>
+      </w:r>
+      <w:r>
+        <w:rPr>
+          <w:rFonts w:ascii="Calibri" w:hAnsi="Calibri" w:eastAsia="宋体"/>
+        </w:rPr>
+        <w:t>：CAPability 专门度量了"问答能答对、自由描述却不提"的比例，证明</w:t>
+      </w:r>
+      <w:r>
+        <w:rPr>
+          <w:rFonts w:ascii="Calibri" w:hAnsi="Calibri" w:eastAsia="宋体"/>
+          <w:b/>
+        </w:rPr>
+        <w:t>同一模型在问答口径和自由生成口径下的召回差距是结构性的</w:t>
+      </w:r>
+      <w:r>
+        <w:rPr>
+          <w:rFonts w:ascii="Calibri" w:hAnsi="Calibri" w:eastAsia="宋体"/>
+        </w:rPr>
+        <w:t>——这正是本方案必须用槽位约束而非自由生成的直接证据。</w:t>
+      </w:r>
+    </w:p>
+    <w:p>
+      <w:r>
+        <w:rPr>
+          <w:rFonts w:ascii="Calibri" w:hAnsi="Calibri" w:eastAsia="宋体"/>
+          <w:b/>
+        </w:rPr>
+        <w:t>② 槽位约束（闭集问答）口径——回到"零样本分类器"水平：</w:t>
+      </w:r>
+    </w:p>
+    <w:p>
+      <w:pPr>
+        <w:pStyle w:val="ListBullet"/>
+      </w:pPr>
+      <w:r>
+        <w:rPr>
+          <w:rFonts w:ascii="Calibri" w:hAnsi="Calibri" w:eastAsia="宋体"/>
+        </w:rPr>
+        <w:t xml:space="preserve">零样本动作识别：InternVL 级别模型在 Kinetics-400/600/700 上 top-1 约 </w:t>
+      </w:r>
+      <w:r>
+        <w:rPr>
+          <w:rFonts w:ascii="Calibri" w:hAnsi="Calibri" w:eastAsia="宋体"/>
+          <w:b/>
+        </w:rPr>
+        <w:t>76.1% / 75.5% / 67.5%</w:t>
+      </w:r>
+      <w:r>
+        <w:rPr>
+          <w:rFonts w:ascii="Calibri" w:hAnsi="Calibri" w:eastAsia="宋体"/>
+        </w:rPr>
+        <w:t>（单帧中心采样；8 帧均匀采样再 +3.3 个点以上）；UCF-101 零样本约 81%。监控闭集 13 类动作词表比 Kinetics 400 类容易，但监控视角/红外/遮挡又抵消部分优势，故 4B 档动作槽约束问答定 65~78%。</w:t>
+      </w:r>
+    </w:p>
+    <w:p>
+      <w:pPr>
+        <w:pStyle w:val="ListBullet"/>
+      </w:pPr>
+      <w:r>
+        <w:rPr>
+          <w:rFonts w:ascii="Calibri" w:hAnsi="Calibri" w:eastAsia="宋体"/>
+        </w:rPr>
+        <w:t>零样本异常/摔倒判定：VQA 式 GPT-4V 零样本异常检测可达到"距专门训练的 DNN 基线 10% 以内"；训练免调的 VLM 提示方法在 UCF-Crime 上 AUC 89.8%。说明</w:t>
+      </w:r>
+      <w:r>
+        <w:rPr>
+          <w:rFonts w:ascii="Calibri" w:hAnsi="Calibri" w:eastAsia="宋体"/>
+          <w:b/>
+        </w:rPr>
+        <w:t>给定候选事件后让 VLM 做"是/否+选择"复核是可靠的</w:t>
+      </w:r>
+      <w:r>
+        <w:rPr>
+          <w:rFonts w:ascii="Calibri" w:hAnsi="Calibri" w:eastAsia="宋体"/>
+        </w:rPr>
+        <w:t>，但从零发现事件（无小模型触发）不可靠。</w:t>
+      </w:r>
+    </w:p>
+    <w:p>
+      <w:pPr>
+        <w:pStyle w:val="ListBullet"/>
+      </w:pPr>
+      <w:r>
+        <w:rPr>
+          <w:rFonts w:ascii="Calibri" w:hAnsi="Calibri" w:eastAsia="宋体"/>
+        </w:rPr>
+        <w:t>幻觉控制：POPE/MME-Hall 类基准显示 7B 档模型存在性问答 F1 约 85~88，颜色/计数是幻觉高发维度——约束解码（限定输出词表+JSON schema）可把"词表外幻觉"压到零，剩余错误转化为可度量的分类错误。</w:t>
+      </w:r>
+    </w:p>
+    <w:p>
+      <w:r>
+        <w:rPr>
+          <w:rFonts w:ascii="Calibri" w:hAnsi="Calibri" w:eastAsia="宋体"/>
+          <w:b/>
+        </w:rPr>
+        <w:t>③ 数值推导规则（4B 端侧折扣）</w:t>
+      </w:r>
+      <w:r>
+        <w:rPr>
+          <w:rFonts w:ascii="Calibri" w:hAnsi="Calibri" w:eastAsia="宋体"/>
+        </w:rPr>
+        <w:t>：口径②目标值 = 对应零样本问答水平（7B 档）− 4B 折扣 3~6 点 − 监控画质折扣 0~5 点；口径③目标值 = 专用小模型学术 SOTA − 工程化折扣 3~5 点（判别槽）或采用口径②与小模型融合取高（语义槽）。§1.2 表即按此推得。</w:t>
       </w:r>
     </w:p>
     <w:p>
@@ -4182,7 +6102,20 @@
           <w:color w:val="1F3864"/>
           <w:sz w:val="30"/>
         </w:rPr>
-        <w:t>四、逐词槽定值依据</w:t>
+        <w:t>四、逐词槽定值依据（口径③：混合架构）</w:t>
+      </w:r>
+    </w:p>
+    <w:p>
+      <w:pPr>
+        <w:ind w:left="425"/>
+      </w:pPr>
+      <w:r>
+        <w:rPr>
+          <w:rFonts w:ascii="Calibri" w:hAnsi="Calibri" w:eastAsia="宋体"/>
+          <w:color w:val="595959"/>
+          <w:sz w:val="19"/>
+        </w:rPr>
+        <w:t>本章数值均为混合架构口径。若某槽在贵方案中实际由纯 VLM 判定，请改用 §1.2 口径②列的区间。</w:t>
       </w:r>
     </w:p>
     <w:p>
@@ -4204,7 +6137,7 @@
         <w:rPr>
           <w:rFonts w:ascii="Calibri" w:hAnsi="Calibri" w:eastAsia="宋体"/>
         </w:rPr>
-        <w:t>人形存在是全链路的地基，参照 CrowdHuman（密集场景 mAP50 78.4%，家庭场景遮挡远少于此）与消费级第一梯队产品（Nest 零漏报、Aqara &lt;1 误报/天）定 95→97 双向。熟人槽精确率对标 GB/T 31488 的 FAR 精神从严不放（95%），召回对其 FRR≤5% 按非配合式场景打折至 80→88。人群属性参照 Adience 89.5%/UTKFace 94~95% 再打 VLM 折扣。职业角色无权威公开基准，本质是"制服+装备"的组合属性识别，按 PAR 属性中档水平设定并限定"制服可见"前提。车辆颜色/类型按 94~95% 学术水平打折。包裹品牌受 logo 小目标+OCR 限制（Qwen3.5-4B OCR 85.4 是理想成像下的分数），召回基线最低。</w:t>
+        <w:t>人形存在参照 CrowdHuman（密集场景 mAP50 78.4%，家庭遮挡远少于此）与消费级第一梯队产品（Nest 零漏报、Aqara &lt;1 误报/天）定 95→97。熟人槽精确率对标 GB/T 31488 的 FAR 精神从严不放（95%），召回按非配合式场景对 FRR≤5% 打折至 80→88。人群属性参照 Adience 89.5%/UTKFace 94~95% 再打折扣。职业角色本质是"制服+装备"组合属性识别，按 PAR 中档水平设定并限定"制服可见"前提。车辆颜色/类型按 94~95% 学术水平打折。包裹品牌受 logo 小目标+OCR 限制，召回基线最低。</w:t>
       </w:r>
     </w:p>
     <w:p>
@@ -4218,7 +6151,7 @@
           <w:color w:val="1F3864"/>
           <w:sz w:val="26"/>
         </w:rPr>
-        <w:t>4.2 属性词槽（大模型）</w:t>
+        <w:t>4.2 属性词槽（大模型，槽位约束问答）</w:t>
       </w:r>
     </w:p>
     <w:p>
@@ -4226,7 +6159,7 @@
         <w:rPr>
           <w:rFonts w:ascii="Calibri" w:hAnsi="Calibri" w:eastAsia="宋体"/>
         </w:rPr>
-        <w:t>对标 PAR 三大基准（PA-100K/PETA/RAPv1）SOTA 的 P≈88~90/R≈86~89，考虑两点下调：(a) PAR SOTA 是专用判别模型，VLM 生成式输出在属性上不确定性更高；(b) 颜色是公认的幻觉敏感维度（MME-Hall 四大幻觉维度之一）。因此颜色槽设 P85→90/R75→82 并单设幻觉率 ≤5%。体型主观性强（人工标注一致性本身就低），只允许高置信输出。</w:t>
+        <w:t>对标 PAR 三大基准 SOTA 的 P≈88~90/R≈86~89，考虑两点下调：(a) 属性槽由 VLM 以闭集问答判定（口径②），比专用判别模型低 5~10 点；(b) 颜色是公认幻觉敏感维度（CAPability"高精确低召回"四维度之一、MME-Hall 四大幻觉维度之一）。故颜色槽 P85→90/R75→82 并单设幻觉率 ≤5%。体型主观性强，只允许高置信输出。</w:t>
       </w:r>
     </w:p>
     <w:p>
@@ -4240,15 +6173,7 @@
           <w:color w:val="1F3864"/>
           <w:sz w:val="26"/>
         </w:rPr>
-        <w:t>4.3 行为词槽（小模型检测+大模型识别）</w:t>
-      </w:r>
-    </w:p>
-    <w:p>
-      <w:r>
-        <w:rPr>
-          <w:rFonts w:ascii="Calibri" w:hAnsi="Calibri" w:eastAsia="宋体"/>
-        </w:rPr>
-        <w:t>拆成三档是本报告最重要的建议：</w:t>
+        <w:t>4.3 行为词槽（小模型检测触发+大模型复核）</w:t>
       </w:r>
     </w:p>
     <w:p>
@@ -4266,7 +6191,7 @@
         <w:rPr>
           <w:rFonts w:ascii="Calibri" w:hAnsi="Calibri" w:eastAsia="宋体"/>
         </w:rPr>
-        <w:t>：实验室基准（UR Fall/UP-Fall 等）94~99% 的数字不可直接当目标——数据集小、场景单一。贴近实战的电梯/居家 YOLO 方案在 P 88~93/R 91~94 区间。安全属性决定召回优先：R 基线 93（乘积口径下要求触发段召回 ≥97）、P 允许 82 起步，用"躺着状态复核+连续帧确认"换误报下降。</w:t>
+        <w:t>：实验室基准 94~99% 的数字不可直接当目标；贴近实战的方案在 P 88~93/R 91~94。召回优先：R 基线 93（触发段召回 ≥97 × VLM 复核保留 ≥96）、P 允许 82 起步。VLM 复核的可靠性由"VQA 式异常判定距专用 DNN 10% 以内"支撑。</w:t>
       </w:r>
     </w:p>
     <w:p>
@@ -4284,7 +6209,20 @@
         <w:rPr>
           <w:rFonts w:ascii="Calibri" w:hAnsi="Calibri" w:eastAsia="宋体"/>
         </w:rPr>
-        <w:t>：对标实际部署系统（违规检出率 97.1%/精确率 89.2%）和海康大模型周界"误报降 90%"的行业水位；徘徊本质是"跟踪时长 &gt; 阈值"的规则判定，指标好坏主要取决于跟踪连续性而非 VLM。</w:t>
+        <w:t>：对标实际部署系统（检出率 97.1%/精确率 89.2%）与海康大模型周界"误报降 90%"水位；徘徊是"跟踪时长&gt;阈值"的规则判定，</w:t>
+      </w:r>
+      <w:r>
+        <w:rPr>
+          <w:rFonts w:ascii="Calibri" w:hAnsi="Calibri" w:eastAsia="宋体"/>
+          <w:b/>
+        </w:rPr>
+        <w:t>VLM 从抽帧中无法判定时序徘徊，此槽不允许由大模型独立产出</w:t>
+      </w:r>
+      <w:r>
+        <w:rPr>
+          <w:rFonts w:ascii="Calibri" w:hAnsi="Calibri" w:eastAsia="宋体"/>
+        </w:rPr>
+        <w:t>。</w:t>
       </w:r>
     </w:p>
     <w:p>
@@ -4302,7 +6240,7 @@
         <w:rPr>
           <w:rFonts w:ascii="Calibri" w:hAnsi="Calibri" w:eastAsia="宋体"/>
         </w:rPr>
-        <w:t>：这类带时间边界的细粒度交互动作对应 TAL 任务，学术 SOTA 在 THUMOS14 上平均 mAP 也仅约 74%——是全部词槽中真实难度最高的一档，召回基线只能设 70。按铃强烈建议用门铃硬件信号兜底而非视觉判定。</w:t>
+        <w:t>：对应 TAL 任务（学术 SOTA THUMOS14 平均 mAP ≈74%），是全词槽真实难度最高档，召回基线 70。按铃用门铃硬件信号兜底。</w:t>
       </w:r>
     </w:p>
     <w:p>
@@ -4314,13 +6252,13 @@
           <w:rFonts w:ascii="Calibri" w:hAnsi="Calibri" w:eastAsia="宋体"/>
           <w:b/>
         </w:rPr>
-        <w:t>出现/经过/进入/停留/静止/奔跑/穿越</w:t>
+        <w:t>基础动作</w:t>
       </w:r>
       <w:r>
         <w:rPr>
           <w:rFonts w:ascii="Calibri" w:hAnsi="Calibri" w:eastAsia="宋体"/>
         </w:rPr>
-        <w:t>：可由检测框+轨迹+越线规则直接计算，不依赖 VLM 语义，按传统视频分析验收惯例（≥90%）设定。</w:t>
+        <w:t>：由检测框+轨迹+越线规则直接计算，不依赖 VLM 语义，按传统视频分析验收惯例（≥90%）设定。</w:t>
       </w:r>
     </w:p>
     <w:p>
@@ -4334,7 +6272,7 @@
           <w:color w:val="1F3864"/>
           <w:sz w:val="26"/>
         </w:rPr>
-        <w:t>4.4 状态词槽（大模型）</w:t>
+        <w:t>4.4 状态词槽（大模型，槽位约束问答）</w:t>
       </w:r>
     </w:p>
     <w:p>
@@ -4342,7 +6280,7 @@
         <w:rPr>
           <w:rFonts w:ascii="Calibri" w:hAnsi="Calibri" w:eastAsia="宋体"/>
         </w:rPr>
-        <w:t>姿态分类文献总体 91~96%，但分姿态差异极大（站 98.3% vs 弯腰/过渡姿态 75.9%）。故拆两档：站/坐/躺（视觉可分性强）85→90；蹲/趴/抱着（遮挡多、易与相邻姿态混淆）78→85。"躺着"在参与摔倒复核链路时按 S 级召回要求单独考核。</w:t>
+        <w:t>姿态分类文献总体 91~96%，分姿态差异极大（站 98.3% vs 过渡姿态 75.9%）。站/坐/躺 85→90；蹲/趴/抱着 78→85。"躺着"参与摔倒复核链路时按 S 级召回要求单独考核。</w:t>
       </w:r>
     </w:p>
     <w:p>
@@ -4356,7 +6294,7 @@
           <w:color w:val="1F3864"/>
           <w:sz w:val="26"/>
         </w:rPr>
-        <w:t>4.5 场景词槽（大模型）</w:t>
+        <w:t>4.5 场景词槽（大模型+机位标定）</w:t>
       </w:r>
     </w:p>
     <w:p>
@@ -4364,20 +6302,20 @@
         <w:rPr>
           <w:rFonts w:ascii="Calibri" w:hAnsi="Calibri" w:eastAsia="宋体"/>
         </w:rPr>
-        <w:t>Places365 Top-1 ~56% 常被误引为"场景识别很难"的依据，但那是 365 类开放集；本方案是 ~15 类闭集，且家庭监控机位固定——</w:t>
+        <w:t>Places365 Top-1 ~56% 是 365 类开放集数字；本方案 ~15 类闭集且机位固定——</w:t>
       </w:r>
       <w:r>
         <w:rPr>
           <w:rFonts w:ascii="Calibri" w:hAnsi="Calibri" w:eastAsia="宋体"/>
           <w:b/>
         </w:rPr>
-        <w:t>场景应在安装/配置时标定一次，运行期只做变化检测</w:t>
+        <w:t>场景应在安装/配置时由 VLM 标定一次+人工确认，运行期只做变化检测</w:t>
       </w:r>
       <w:r>
         <w:rPr>
           <w:rFonts w:ascii="Calibri" w:hAnsi="Calibri" w:eastAsia="宋体"/>
         </w:rPr>
-        <w:t>，此时指标本质是配置正确率（95→98）。仅云台/移动机位需要纯模型判定（85→90）。</w:t>
+        <w:t>，此时指标本质是配置正确率（95→98）。仅云台/移动机位需逐事件判定（85→90）。场景恰是 VLM 强项（CAPability 中 scene 维度"表现好"组）。</w:t>
       </w:r>
     </w:p>
     <w:p>
@@ -4399,7 +6337,7 @@
         <w:rPr>
           <w:rFonts w:ascii="Calibri" w:hAnsi="Calibri" w:eastAsia="宋体"/>
         </w:rPr>
-        <w:t>MOT SOTA 的 MOTA/IDF1 ≈ 80 说明断轨不可避免，直接后果是时长</w:t>
+        <w:t>MOT SOTA 的 MOTA/IDF1 ≈ 80 说明断轨不可避免，时长会</w:t>
       </w:r>
       <w:r>
         <w:rPr>
@@ -4412,7 +6350,20 @@
         <w:rPr>
           <w:rFonts w:ascii="Calibri" w:hAnsi="Calibri" w:eastAsia="宋体"/>
         </w:rPr>
-        <w:t>（一次断轨把 3 分钟徘徊拆成两段 1 分钟）。因此：(a) 指标用分桶准确率+容差而非精确值；(b) 工程上跟踪段间隔 ≤3s 应合并同一事件；(c) 时长槽不设独立召回（它依附于事件存在），只考核数值正确性。</w:t>
+        <w:t>。因此：(a) 用分桶+容差口径；(b) 跟踪段间隔 ≤3s 合并同一事件；(c) 时长槽不设独立召回。</w:t>
+      </w:r>
+      <w:r>
+        <w:rPr>
+          <w:rFonts w:ascii="Calibri" w:hAnsi="Calibri" w:eastAsia="宋体"/>
+          <w:b/>
+        </w:rPr>
+        <w:t>此槽严禁由 VLM 产出</w:t>
+      </w:r>
+      <w:r>
+        <w:rPr>
+          <w:rFonts w:ascii="Calibri" w:hAnsi="Calibri" w:eastAsia="宋体"/>
+        </w:rPr>
+        <w:t>——计数/时长是 VLM 公认最弱维度（CAPability 计数维度全体模型低召回）。</w:t>
       </w:r>
     </w:p>
     <w:p>
@@ -4426,7 +6377,968 @@
           <w:color w:val="1F3864"/>
           <w:sz w:val="30"/>
         </w:rPr>
-        <w:t>五、验收评测集与流程建议</w:t>
+        <w:t>五、推荐架构：小模型+大模型混合出文案（v1.1 新增）</w:t>
+      </w:r>
+    </w:p>
+    <w:p>
+      <w:pPr>
+        <w:pStyle w:val="Heading2"/>
+      </w:pPr>
+      <w:r>
+        <w:rPr>
+          <w:rFonts w:ascii="Calibri" w:hAnsi="Calibri" w:eastAsia="黑体"/>
+          <w:b/>
+          <w:color w:val="1F3864"/>
+          <w:sz w:val="26"/>
+        </w:rPr>
+        <w:t>5.1 设计原则</w:t>
+      </w:r>
+    </w:p>
+    <w:p>
+      <w:pPr>
+        <w:pStyle w:val="ListNumber"/>
+      </w:pPr>
+      <w:r>
+        <w:rPr>
+          <w:rFonts w:ascii="Calibri" w:hAnsi="Calibri" w:eastAsia="宋体"/>
+          <w:b/>
+        </w:rPr>
+        <w:t>发现靠小模型，理解靠大模型</w:t>
+      </w:r>
+      <w:r>
+        <w:rPr>
+          <w:rFonts w:ascii="Calibri" w:hAnsi="Calibri" w:eastAsia="宋体"/>
+        </w:rPr>
+        <w:t>：候选事件的发现（人形/车辆/宠物检测、跌倒姿态触发、越线/徘徊规则）由小模型在高帧率下完成，保召回；VLM 只对已触发的事件做复核与语义填槽，保精确。</w:t>
+      </w:r>
+    </w:p>
+    <w:p>
+      <w:pPr>
+        <w:pStyle w:val="ListNumber"/>
+      </w:pPr>
+      <w:r>
+        <w:rPr>
+          <w:rFonts w:ascii="Calibri" w:hAnsi="Calibri" w:eastAsia="宋体"/>
+          <w:b/>
+        </w:rPr>
+        <w:t>大模型只做闭集选择，不做自由陈述</w:t>
+      </w:r>
+      <w:r>
+        <w:rPr>
+          <w:rFonts w:ascii="Calibri" w:hAnsi="Calibri" w:eastAsia="宋体"/>
+        </w:rPr>
+        <w:t>：每个语义槽以"候选项+未知"的闭集问答形式向 VLM 提问，输出受 JSON Schema 约束解码——词表外的值在解码层就不可能出现，幻觉被转化为可度量的分类错误。</w:t>
+      </w:r>
+    </w:p>
+    <w:p>
+      <w:pPr>
+        <w:pStyle w:val="ListNumber"/>
+      </w:pPr>
+      <w:r>
+        <w:rPr>
+          <w:rFonts w:ascii="Calibri" w:hAnsi="Calibri" w:eastAsia="宋体"/>
+          <w:b/>
+        </w:rPr>
+        <w:t>文案由模板拼接，不由模型撰写</w:t>
+      </w:r>
+      <w:r>
+        <w:rPr>
+          <w:rFonts w:ascii="Calibri" w:hAnsi="Calibri" w:eastAsia="宋体"/>
+        </w:rPr>
+        <w:t>：最终文案 = 词槽值填入模板（"[时长]内，[属性][主体]在[场景][行为]，[状态]"），文本层不引入任何新事实。DREAM-1K/CAPability 证明自由生成的召回和事实性不可靠，模板化把文案质量完全归结为词槽质量，评测闭环干净。</w:t>
+      </w:r>
+    </w:p>
+    <w:p>
+      <w:pPr>
+        <w:pStyle w:val="ListNumber"/>
+      </w:pPr>
+      <w:r>
+        <w:rPr>
+          <w:rFonts w:ascii="Calibri" w:hAnsi="Calibri" w:eastAsia="宋体"/>
+          <w:b/>
+        </w:rPr>
+        <w:t>每槽有唯一权威来源，冲突有仲裁规则</w:t>
+      </w:r>
+      <w:r>
+        <w:rPr>
+          <w:rFonts w:ascii="Calibri" w:hAnsi="Calibri" w:eastAsia="宋体"/>
+        </w:rPr>
+        <w:t>。</w:t>
+      </w:r>
+    </w:p>
+    <w:p>
+      <w:pPr>
+        <w:pStyle w:val="Heading2"/>
+      </w:pPr>
+      <w:r>
+        <w:rPr>
+          <w:rFonts w:ascii="Calibri" w:hAnsi="Calibri" w:eastAsia="黑体"/>
+          <w:b/>
+          <w:color w:val="1F3864"/>
+          <w:sz w:val="26"/>
+        </w:rPr>
+        <w:t>5.2 词槽归属表（谁产出、谁复核）</w:t>
+      </w:r>
+    </w:p>
+    <w:tbl>
+      <w:tblPr>
+        <w:tblStyle w:val="TableGrid"/>
+        <w:tblW w:type="auto" w:w="0"/>
+        <w:jc w:val="center"/>
+        <w:tblLook w:firstColumn="1" w:firstRow="1" w:lastColumn="0" w:lastRow="0" w:noHBand="0" w:noVBand="1" w:val="04A0"/>
+      </w:tblPr>
+      <w:tblGrid>
+        <w:gridCol w:w="2160"/>
+        <w:gridCol w:w="2160"/>
+        <w:gridCol w:w="2160"/>
+        <w:gridCol w:w="2160"/>
+      </w:tblGrid>
+      <w:tr>
+        <w:tc>
+          <w:tcPr>
+            <w:tcW w:type="dxa" w:w="2160"/>
+            <w:shd w:val="clear" w:fill="DCE6F1"/>
+          </w:tcPr>
+          <w:p>
+            <w:pPr>
+              <w:jc w:val="center"/>
+            </w:pPr>
+            <w:r>
+              <w:rPr>
+                <w:rFonts w:ascii="Calibri" w:hAnsi="Calibri" w:eastAsia="宋体"/>
+                <w:b/>
+                <w:sz w:val="19"/>
+              </w:rPr>
+              <w:t>词槽</w:t>
+            </w:r>
+          </w:p>
+        </w:tc>
+        <w:tc>
+          <w:tcPr>
+            <w:tcW w:type="dxa" w:w="2160"/>
+            <w:shd w:val="clear" w:fill="DCE6F1"/>
+          </w:tcPr>
+          <w:p>
+            <w:pPr>
+              <w:jc w:val="center"/>
+            </w:pPr>
+            <w:r>
+              <w:rPr>
+                <w:rFonts w:ascii="Calibri" w:hAnsi="Calibri" w:eastAsia="宋体"/>
+                <w:b/>
+                <w:sz w:val="19"/>
+              </w:rPr>
+              <w:t>权威来源</w:t>
+            </w:r>
+          </w:p>
+        </w:tc>
+        <w:tc>
+          <w:tcPr>
+            <w:tcW w:type="dxa" w:w="2160"/>
+            <w:shd w:val="clear" w:fill="DCE6F1"/>
+          </w:tcPr>
+          <w:p>
+            <w:pPr>
+              <w:jc w:val="center"/>
+            </w:pPr>
+            <w:r>
+              <w:rPr>
+                <w:rFonts w:ascii="Calibri" w:hAnsi="Calibri" w:eastAsia="宋体"/>
+                <w:b/>
+                <w:sz w:val="19"/>
+              </w:rPr>
+              <w:t>VLM 角色</w:t>
+            </w:r>
+          </w:p>
+        </w:tc>
+        <w:tc>
+          <w:tcPr>
+            <w:tcW w:type="dxa" w:w="2160"/>
+            <w:shd w:val="clear" w:fill="DCE6F1"/>
+          </w:tcPr>
+          <w:p>
+            <w:pPr>
+              <w:jc w:val="center"/>
+            </w:pPr>
+            <w:r>
+              <w:rPr>
+                <w:rFonts w:ascii="Calibri" w:hAnsi="Calibri" w:eastAsia="宋体"/>
+                <w:b/>
+                <w:sz w:val="19"/>
+              </w:rPr>
+              <w:t>冲突仲裁</w:t>
+            </w:r>
+          </w:p>
+        </w:tc>
+      </w:tr>
+      <w:tr>
+        <w:tc>
+          <w:tcPr>
+            <w:tcW w:type="dxa" w:w="2160"/>
+          </w:tcPr>
+          <w:p>
+            <w:r>
+              <w:rPr>
+                <w:rFonts w:ascii="Calibri" w:hAnsi="Calibri" w:eastAsia="宋体"/>
+                <w:sz w:val="19"/>
+              </w:rPr>
+              <w:t>人形/车辆/宠物/包裹存在</w:t>
+            </w:r>
+          </w:p>
+        </w:tc>
+        <w:tc>
+          <w:tcPr>
+            <w:tcW w:type="dxa" w:w="2160"/>
+          </w:tcPr>
+          <w:p>
+            <w:r>
+              <w:rPr>
+                <w:rFonts w:ascii="Calibri" w:hAnsi="Calibri" w:eastAsia="宋体"/>
+                <w:sz w:val="19"/>
+              </w:rPr>
+              <w:t>检测小模型（原始帧率）</w:t>
+            </w:r>
+          </w:p>
+        </w:tc>
+        <w:tc>
+          <w:tcPr>
+            <w:tcW w:type="dxa" w:w="2160"/>
+          </w:tcPr>
+          <w:p>
+            <w:r>
+              <w:rPr>
+                <w:rFonts w:ascii="Calibri" w:hAnsi="Calibri" w:eastAsia="宋体"/>
+                <w:sz w:val="19"/>
+              </w:rPr>
+              <w:t>复核截图，剔除误检（树影/灯光/海报人像）</w:t>
+            </w:r>
+          </w:p>
+        </w:tc>
+        <w:tc>
+          <w:tcPr>
+            <w:tcW w:type="dxa" w:w="2160"/>
+          </w:tcPr>
+          <w:p>
+            <w:r>
+              <w:rPr>
+                <w:rFonts w:ascii="Calibri" w:hAnsi="Calibri" w:eastAsia="宋体"/>
+                <w:sz w:val="19"/>
+              </w:rPr>
+              <w:t>VLM 可否决小模型（降误报），不可新增（防幻觉）</w:t>
+            </w:r>
+          </w:p>
+        </w:tc>
+      </w:tr>
+      <w:tr>
+        <w:tc>
+          <w:tcPr>
+            <w:tcW w:type="dxa" w:w="2160"/>
+          </w:tcPr>
+          <w:p>
+            <w:r>
+              <w:rPr>
+                <w:rFonts w:ascii="Calibri" w:hAnsi="Calibri" w:eastAsia="宋体"/>
+                <w:sz w:val="19"/>
+              </w:rPr>
+              <w:t>熟人/陌生人</w:t>
+            </w:r>
+          </w:p>
+        </w:tc>
+        <w:tc>
+          <w:tcPr>
+            <w:tcW w:type="dxa" w:w="2160"/>
+          </w:tcPr>
+          <w:p>
+            <w:r>
+              <w:rPr>
+                <w:rFonts w:ascii="Calibri" w:hAnsi="Calibri" w:eastAsia="宋体"/>
+                <w:sz w:val="19"/>
+              </w:rPr>
+              <w:t>人脸库小模型</w:t>
+            </w:r>
+          </w:p>
+        </w:tc>
+        <w:tc>
+          <w:tcPr>
+            <w:tcW w:type="dxa" w:w="2160"/>
+          </w:tcPr>
+          <w:p>
+            <w:r>
+              <w:rPr>
+                <w:rFonts w:ascii="Calibri" w:hAnsi="Calibri" w:eastAsia="宋体"/>
+                <w:sz w:val="19"/>
+              </w:rPr>
+              <w:t>不参与身份判定</w:t>
+            </w:r>
+          </w:p>
+        </w:tc>
+        <w:tc>
+          <w:tcPr>
+            <w:tcW w:type="dxa" w:w="2160"/>
+          </w:tcPr>
+          <w:p>
+            <w:r>
+              <w:rPr>
+                <w:rFonts w:ascii="Calibri" w:hAnsi="Calibri" w:eastAsia="宋体"/>
+                <w:sz w:val="19"/>
+              </w:rPr>
+              <w:t>人脸置信度低于阈值一律"陌生人"</w:t>
+            </w:r>
+          </w:p>
+        </w:tc>
+      </w:tr>
+      <w:tr>
+        <w:tc>
+          <w:tcPr>
+            <w:tcW w:type="dxa" w:w="2160"/>
+          </w:tcPr>
+          <w:p>
+            <w:r>
+              <w:rPr>
+                <w:rFonts w:ascii="Calibri" w:hAnsi="Calibri" w:eastAsia="宋体"/>
+                <w:sz w:val="19"/>
+              </w:rPr>
+              <w:t>人群属性/职业/佩戴/颜色/体型</w:t>
+            </w:r>
+          </w:p>
+        </w:tc>
+        <w:tc>
+          <w:tcPr>
+            <w:tcW w:type="dxa" w:w="2160"/>
+          </w:tcPr>
+          <w:p>
+            <w:r>
+              <w:rPr>
+                <w:rFonts w:ascii="Calibri" w:hAnsi="Calibri" w:eastAsia="宋体"/>
+                <w:sz w:val="19"/>
+              </w:rPr>
+              <w:t>VLM 槽位约束问答</w:t>
+            </w:r>
+          </w:p>
+        </w:tc>
+        <w:tc>
+          <w:tcPr>
+            <w:tcW w:type="dxa" w:w="2160"/>
+          </w:tcPr>
+          <w:p>
+            <w:r>
+              <w:rPr>
+                <w:rFonts w:ascii="Calibri" w:hAnsi="Calibri" w:eastAsia="宋体"/>
+                <w:sz w:val="19"/>
+              </w:rPr>
+              <w:t>权威来源</w:t>
+            </w:r>
+          </w:p>
+        </w:tc>
+        <w:tc>
+          <w:tcPr>
+            <w:tcW w:type="dxa" w:w="2160"/>
+          </w:tcPr>
+          <w:p>
+            <w:r>
+              <w:rPr>
+                <w:rFonts w:ascii="Calibri" w:hAnsi="Calibri" w:eastAsia="宋体"/>
+                <w:sz w:val="19"/>
+              </w:rPr>
+              <w:t>多帧投票（≥3 关键帧一致才输出，否则"未知"）</w:t>
+            </w:r>
+          </w:p>
+        </w:tc>
+      </w:tr>
+      <w:tr>
+        <w:tc>
+          <w:tcPr>
+            <w:tcW w:type="dxa" w:w="2160"/>
+          </w:tcPr>
+          <w:p>
+            <w:r>
+              <w:rPr>
+                <w:rFonts w:ascii="Calibri" w:hAnsi="Calibri" w:eastAsia="宋体"/>
+                <w:sz w:val="19"/>
+              </w:rPr>
+              <w:t>摔倒/攀爬</w:t>
+            </w:r>
+          </w:p>
+        </w:tc>
+        <w:tc>
+          <w:tcPr>
+            <w:tcW w:type="dxa" w:w="2160"/>
+          </w:tcPr>
+          <w:p>
+            <w:r>
+              <w:rPr>
+                <w:rFonts w:ascii="Calibri" w:hAnsi="Calibri" w:eastAsia="宋体"/>
+                <w:sz w:val="19"/>
+              </w:rPr>
+              <w:t>姿态/跌倒小模型触发</w:t>
+            </w:r>
+          </w:p>
+        </w:tc>
+        <w:tc>
+          <w:tcPr>
+            <w:tcW w:type="dxa" w:w="2160"/>
+          </w:tcPr>
+          <w:p>
+            <w:r>
+              <w:rPr>
+                <w:rFonts w:ascii="Calibri" w:hAnsi="Calibri" w:eastAsia="宋体"/>
+                <w:sz w:val="19"/>
+              </w:rPr>
+              <w:t>复核（"图中的人是否倒地？"闭集问答）</w:t>
+            </w:r>
+          </w:p>
+        </w:tc>
+        <w:tc>
+          <w:tcPr>
+            <w:tcW w:type="dxa" w:w="2160"/>
+          </w:tcPr>
+          <w:p>
+            <w:r>
+              <w:rPr>
+                <w:rFonts w:ascii="Calibri" w:hAnsi="Calibri" w:eastAsia="宋体"/>
+                <w:sz w:val="19"/>
+              </w:rPr>
+              <w:t>触发+复核双通过才推送；复核否决进低优先级记录</w:t>
+            </w:r>
+          </w:p>
+        </w:tc>
+      </w:tr>
+      <w:tr>
+        <w:tc>
+          <w:tcPr>
+            <w:tcW w:type="dxa" w:w="2160"/>
+          </w:tcPr>
+          <w:p>
+            <w:r>
+              <w:rPr>
+                <w:rFonts w:ascii="Calibri" w:hAnsi="Calibri" w:eastAsia="宋体"/>
+                <w:sz w:val="19"/>
+              </w:rPr>
+              <w:t>徘徊/停留/静止/经过/进入/穿越</w:t>
+            </w:r>
+          </w:p>
+        </w:tc>
+        <w:tc>
+          <w:tcPr>
+            <w:tcW w:type="dxa" w:w="2160"/>
+          </w:tcPr>
+          <w:p>
+            <w:r>
+              <w:rPr>
+                <w:rFonts w:ascii="Calibri" w:hAnsi="Calibri" w:eastAsia="宋体"/>
+                <w:sz w:val="19"/>
+              </w:rPr>
+              <w:t>跟踪轨迹+区域规则</w:t>
+            </w:r>
+          </w:p>
+        </w:tc>
+        <w:tc>
+          <w:tcPr>
+            <w:tcW w:type="dxa" w:w="2160"/>
+          </w:tcPr>
+          <w:p>
+            <w:r>
+              <w:rPr>
+                <w:rFonts w:ascii="Calibri" w:hAnsi="Calibri" w:eastAsia="宋体"/>
+                <w:sz w:val="19"/>
+              </w:rPr>
+              <w:t>不参与</w:t>
+            </w:r>
+          </w:p>
+        </w:tc>
+        <w:tc>
+          <w:tcPr>
+            <w:tcW w:type="dxa" w:w="2160"/>
+          </w:tcPr>
+          <w:p>
+            <w:r>
+              <w:rPr>
+                <w:rFonts w:ascii="Calibri" w:hAnsi="Calibri" w:eastAsia="宋体"/>
+                <w:sz w:val="19"/>
+              </w:rPr>
+              <w:t>—</w:t>
+            </w:r>
+          </w:p>
+        </w:tc>
+      </w:tr>
+      <w:tr>
+        <w:tc>
+          <w:tcPr>
+            <w:tcW w:type="dxa" w:w="2160"/>
+          </w:tcPr>
+          <w:p>
+            <w:r>
+              <w:rPr>
+                <w:rFonts w:ascii="Calibri" w:hAnsi="Calibri" w:eastAsia="宋体"/>
+                <w:sz w:val="19"/>
+              </w:rPr>
+              <w:t>取走/放置/按铃</w:t>
+            </w:r>
+          </w:p>
+        </w:tc>
+        <w:tc>
+          <w:tcPr>
+            <w:tcW w:type="dxa" w:w="2160"/>
+          </w:tcPr>
+          <w:p>
+            <w:r>
+              <w:rPr>
+                <w:rFonts w:ascii="Calibri" w:hAnsi="Calibri" w:eastAsia="宋体"/>
+                <w:sz w:val="19"/>
+              </w:rPr>
+              <w:t>前后帧差分（物品增减）+ 门铃传感器</w:t>
+            </w:r>
+          </w:p>
+        </w:tc>
+        <w:tc>
+          <w:tcPr>
+            <w:tcW w:type="dxa" w:w="2160"/>
+          </w:tcPr>
+          <w:p>
+            <w:r>
+              <w:rPr>
+                <w:rFonts w:ascii="Calibri" w:hAnsi="Calibri" w:eastAsia="宋体"/>
+                <w:sz w:val="19"/>
+              </w:rPr>
+              <w:t>对差分结果做语义确认</w:t>
+            </w:r>
+          </w:p>
+        </w:tc>
+        <w:tc>
+          <w:tcPr>
+            <w:tcW w:type="dxa" w:w="2160"/>
+          </w:tcPr>
+          <w:p>
+            <w:r>
+              <w:rPr>
+                <w:rFonts w:ascii="Calibri" w:hAnsi="Calibri" w:eastAsia="宋体"/>
+                <w:sz w:val="19"/>
+              </w:rPr>
+              <w:t>传感器信号 &gt; 视觉</w:t>
+            </w:r>
+          </w:p>
+        </w:tc>
+      </w:tr>
+      <w:tr>
+        <w:tc>
+          <w:tcPr>
+            <w:tcW w:type="dxa" w:w="2160"/>
+          </w:tcPr>
+          <w:p>
+            <w:r>
+              <w:rPr>
+                <w:rFonts w:ascii="Calibri" w:hAnsi="Calibri" w:eastAsia="宋体"/>
+                <w:sz w:val="19"/>
+              </w:rPr>
+              <w:t>状态（姿态）</w:t>
+            </w:r>
+          </w:p>
+        </w:tc>
+        <w:tc>
+          <w:tcPr>
+            <w:tcW w:type="dxa" w:w="2160"/>
+          </w:tcPr>
+          <w:p>
+            <w:r>
+              <w:rPr>
+                <w:rFonts w:ascii="Calibri" w:hAnsi="Calibri" w:eastAsia="宋体"/>
+                <w:sz w:val="19"/>
+              </w:rPr>
+              <w:t>VLM 槽位约束问答（骨架小模型可选加持）</w:t>
+            </w:r>
+          </w:p>
+        </w:tc>
+        <w:tc>
+          <w:tcPr>
+            <w:tcW w:type="dxa" w:w="2160"/>
+          </w:tcPr>
+          <w:p>
+            <w:r>
+              <w:rPr>
+                <w:rFonts w:ascii="Calibri" w:hAnsi="Calibri" w:eastAsia="宋体"/>
+                <w:sz w:val="19"/>
+              </w:rPr>
+              <w:t>权威来源</w:t>
+            </w:r>
+          </w:p>
+        </w:tc>
+        <w:tc>
+          <w:tcPr>
+            <w:tcW w:type="dxa" w:w="2160"/>
+          </w:tcPr>
+          <w:p>
+            <w:r>
+              <w:rPr>
+                <w:rFonts w:ascii="Calibri" w:hAnsi="Calibri" w:eastAsia="宋体"/>
+                <w:sz w:val="19"/>
+              </w:rPr>
+              <w:t>与摔倒触发联动时以小模型为准</w:t>
+            </w:r>
+          </w:p>
+        </w:tc>
+      </w:tr>
+      <w:tr>
+        <w:tc>
+          <w:tcPr>
+            <w:tcW w:type="dxa" w:w="2160"/>
+          </w:tcPr>
+          <w:p>
+            <w:r>
+              <w:rPr>
+                <w:rFonts w:ascii="Calibri" w:hAnsi="Calibri" w:eastAsia="宋体"/>
+                <w:sz w:val="19"/>
+              </w:rPr>
+              <w:t>场景</w:t>
+            </w:r>
+          </w:p>
+        </w:tc>
+        <w:tc>
+          <w:tcPr>
+            <w:tcW w:type="dxa" w:w="2160"/>
+          </w:tcPr>
+          <w:p>
+            <w:r>
+              <w:rPr>
+                <w:rFonts w:ascii="Calibri" w:hAnsi="Calibri" w:eastAsia="宋体"/>
+                <w:sz w:val="19"/>
+              </w:rPr>
+              <w:t>安装期 VLM 标定+人工确认</w:t>
+            </w:r>
+          </w:p>
+        </w:tc>
+        <w:tc>
+          <w:tcPr>
+            <w:tcW w:type="dxa" w:w="2160"/>
+          </w:tcPr>
+          <w:p>
+            <w:r>
+              <w:rPr>
+                <w:rFonts w:ascii="Calibri" w:hAnsi="Calibri" w:eastAsia="宋体"/>
+                <w:sz w:val="19"/>
+              </w:rPr>
+              <w:t>标定期权威，运行期只做变化检测</w:t>
+            </w:r>
+          </w:p>
+        </w:tc>
+        <w:tc>
+          <w:tcPr>
+            <w:tcW w:type="dxa" w:w="2160"/>
+          </w:tcPr>
+          <w:p>
+            <w:r>
+              <w:rPr>
+                <w:rFonts w:ascii="Calibri" w:hAnsi="Calibri" w:eastAsia="宋体"/>
+                <w:sz w:val="19"/>
+              </w:rPr>
+              <w:t>—</w:t>
+            </w:r>
+          </w:p>
+        </w:tc>
+      </w:tr>
+      <w:tr>
+        <w:tc>
+          <w:tcPr>
+            <w:tcW w:type="dxa" w:w="2160"/>
+          </w:tcPr>
+          <w:p>
+            <w:r>
+              <w:rPr>
+                <w:rFonts w:ascii="Calibri" w:hAnsi="Calibri" w:eastAsia="宋体"/>
+                <w:sz w:val="19"/>
+              </w:rPr>
+              <w:t>时长</w:t>
+            </w:r>
+          </w:p>
+        </w:tc>
+        <w:tc>
+          <w:tcPr>
+            <w:tcW w:type="dxa" w:w="2160"/>
+          </w:tcPr>
+          <w:p>
+            <w:r>
+              <w:rPr>
+                <w:rFonts w:ascii="Calibri" w:hAnsi="Calibri" w:eastAsia="宋体"/>
+                <w:sz w:val="19"/>
+              </w:rPr>
+              <w:t>跟踪 ID 累计（gap≤3s 合并）</w:t>
+            </w:r>
+          </w:p>
+        </w:tc>
+        <w:tc>
+          <w:tcPr>
+            <w:tcW w:type="dxa" w:w="2160"/>
+          </w:tcPr>
+          <w:p>
+            <w:r>
+              <w:rPr>
+                <w:rFonts w:ascii="Calibri" w:hAnsi="Calibri" w:eastAsia="宋体"/>
+                <w:sz w:val="19"/>
+              </w:rPr>
+              <w:t>不参与</w:t>
+            </w:r>
+          </w:p>
+        </w:tc>
+        <w:tc>
+          <w:tcPr>
+            <w:tcW w:type="dxa" w:w="2160"/>
+          </w:tcPr>
+          <w:p>
+            <w:r>
+              <w:rPr>
+                <w:rFonts w:ascii="Calibri" w:hAnsi="Calibri" w:eastAsia="宋体"/>
+                <w:sz w:val="19"/>
+              </w:rPr>
+              <w:t>—</w:t>
+            </w:r>
+          </w:p>
+        </w:tc>
+      </w:tr>
+    </w:tbl>
+    <w:p/>
+    <w:p>
+      <w:pPr>
+        <w:pStyle w:val="Heading2"/>
+      </w:pPr>
+      <w:r>
+        <w:rPr>
+          <w:rFonts w:ascii="Calibri" w:hAnsi="Calibri" w:eastAsia="黑体"/>
+          <w:b/>
+          <w:color w:val="1F3864"/>
+          <w:sz w:val="26"/>
+        </w:rPr>
+        <w:t>5.3 推理流程与算力预算（Ultra 5 + 32GB）</w:t>
+      </w:r>
+    </w:p>
+    <w:p>
+      <w:r>
+        <w:rPr>
+          <w:rFonts w:ascii="Calibri" w:hAnsi="Calibri" w:eastAsia="宋体"/>
+        </w:rPr>
+        <w:t>`</w:t>
+      </w:r>
+    </w:p>
+    <w:p>
+      <w:r>
+        <w:rPr>
+          <w:rFonts w:ascii="Calibri" w:hAnsi="Calibri" w:eastAsia="宋体"/>
+        </w:rPr>
+        <w:t>原始视频流 ──► 检测+跟踪小模型（常驻，5~10fps，NPU，&lt;2GB）</w:t>
+      </w:r>
+    </w:p>
+    <w:p>
+      <w:r>
+        <w:rPr>
+          <w:rFonts w:ascii="Calibri" w:hAnsi="Calibri" w:eastAsia="宋体"/>
+        </w:rPr>
+        <w:t>│ 触发候选事件（含类别、轨迹、时长）</w:t>
+      </w:r>
+    </w:p>
+    <w:p>
+      <w:r>
+        <w:rPr>
+          <w:rFonts w:ascii="Calibri" w:hAnsi="Calibri" w:eastAsia="宋体"/>
+        </w:rPr>
+        <w:t>▼</w:t>
+      </w:r>
+    </w:p>
+    <w:p>
+      <w:r>
+        <w:rPr>
+          <w:rFonts w:ascii="Calibri" w:hAnsi="Calibri" w:eastAsia="宋体"/>
+        </w:rPr>
+        <w:t>关键帧选择（每事件 4~8 帧：首现/最近/动作峰值帧）</w:t>
+      </w:r>
+    </w:p>
+    <w:p>
+      <w:r>
+        <w:rPr>
+          <w:rFonts w:ascii="Calibri" w:hAnsi="Calibri" w:eastAsia="宋体"/>
+        </w:rPr>
+        <w:t>▼</w:t>
+      </w:r>
+    </w:p>
+    <w:p>
+      <w:r>
+        <w:rPr>
+          <w:rFonts w:ascii="Calibri" w:hAnsi="Calibri" w:eastAsia="宋体"/>
+        </w:rPr>
+        <w:t>Qwen3.5-4B（INT4，iGPU/NPU，常驻 ~6GB）</w:t>
+      </w:r>
+    </w:p>
+    <w:p>
+      <w:r>
+        <w:rPr>
+          <w:rFonts w:ascii="Calibri" w:hAnsi="Calibri" w:eastAsia="宋体"/>
+        </w:rPr>
+        <w:t>├─ 复核问答：该事件是否真实？（是/否）</w:t>
+      </w:r>
+    </w:p>
+    <w:p>
+      <w:r>
+        <w:rPr>
+          <w:rFonts w:ascii="Calibri" w:hAnsi="Calibri" w:eastAsia="宋体"/>
+        </w:rPr>
+        <w:t>└─ 逐槽闭集填空：JSON 约束解码，一次前向多槽输出</w:t>
+      </w:r>
+    </w:p>
+    <w:p>
+      <w:r>
+        <w:rPr>
+          <w:rFonts w:ascii="Calibri" w:hAnsi="Calibri" w:eastAsia="宋体"/>
+        </w:rPr>
+        <w:t>▼</w:t>
+      </w:r>
+    </w:p>
+    <w:p>
+      <w:r>
+        <w:rPr>
+          <w:rFonts w:ascii="Calibri" w:hAnsi="Calibri" w:eastAsia="宋体"/>
+        </w:rPr>
+        <w:t>规则融合仲裁（§5.2 归属表）──► 词槽 JSON</w:t>
+      </w:r>
+    </w:p>
+    <w:p>
+      <w:r>
+        <w:rPr>
+          <w:rFonts w:ascii="Calibri" w:hAnsi="Calibri" w:eastAsia="宋体"/>
+        </w:rPr>
+        <w:t>▼</w:t>
+      </w:r>
+    </w:p>
+    <w:p>
+      <w:r>
+        <w:rPr>
+          <w:rFonts w:ascii="Calibri" w:hAnsi="Calibri" w:eastAsia="宋体"/>
+        </w:rPr>
+        <w:t>模板拼接文案 + 词表后校验 ──► 推送/入库</w:t>
+      </w:r>
+    </w:p>
+    <w:p>
+      <w:r>
+        <w:rPr>
+          <w:rFonts w:ascii="Calibri" w:hAnsi="Calibri" w:eastAsia="宋体"/>
+        </w:rPr>
+        <w:t>`</w:t>
+      </w:r>
+    </w:p>
+    <w:p>
+      <w:pPr>
+        <w:pStyle w:val="ListBullet"/>
+      </w:pPr>
+      <w:r>
+        <w:rPr>
+          <w:rFonts w:ascii="Calibri" w:hAnsi="Calibri" w:eastAsia="宋体"/>
+        </w:rPr>
+        <w:t>小模型常驻 NPU（检测+跟踪+人脸 &lt;10 TOPS 占用），VLM 走 iGPU，互不抢占；32GB 内存下两者常驻无压力。</w:t>
+      </w:r>
+    </w:p>
+    <w:p>
+      <w:pPr>
+        <w:pStyle w:val="ListBullet"/>
+      </w:pPr>
+      <w:r>
+        <w:rPr>
+          <w:rFonts w:ascii="Calibri" w:hAnsi="Calibri" w:eastAsia="宋体"/>
+        </w:rPr>
+        <w:t>每事件 VLM 只调用一次（多槽合并为一个 JSON 输出，60~120 token），端到端 5~15s，满足"事件后出文案"的产品形态。</w:t>
+      </w:r>
+    </w:p>
+    <w:p>
+      <w:pPr>
+        <w:pStyle w:val="ListBullet"/>
+      </w:pPr>
+      <w:r>
+        <w:rPr>
+          <w:rFonts w:ascii="Calibri" w:hAnsi="Calibri" w:eastAsia="宋体"/>
+        </w:rPr>
+        <w:t>该流程同时解决抽帧率矛盾：小模型高帧率保瞬时动作召回，VLM 低帧数控算力。</w:t>
+      </w:r>
+    </w:p>
+    <w:p>
+      <w:pPr>
+        <w:pStyle w:val="Heading2"/>
+      </w:pPr>
+      <w:r>
+        <w:rPr>
+          <w:rFonts w:ascii="Calibri" w:hAnsi="Calibri" w:eastAsia="黑体"/>
+          <w:b/>
+          <w:color w:val="1F3864"/>
+          <w:sz w:val="26"/>
+        </w:rPr>
+        <w:t>5.4 该架构下的评测方式</w:t>
+      </w:r>
+    </w:p>
+    <w:p>
+      <w:pPr>
+        <w:pStyle w:val="ListBullet"/>
+      </w:pPr>
+      <w:r>
+        <w:rPr>
+          <w:rFonts w:ascii="Calibri" w:hAnsi="Calibri" w:eastAsia="宋体"/>
+        </w:rPr>
+        <w:t>词槽指标按 §1.1 总表验收（口径③）。</w:t>
+      </w:r>
+    </w:p>
+    <w:p>
+      <w:pPr>
+        <w:pStyle w:val="ListBullet"/>
+      </w:pPr>
+      <w:r>
+        <w:rPr>
+          <w:rFonts w:ascii="Calibri" w:hAnsi="Calibri" w:eastAsia="宋体"/>
+        </w:rPr>
+        <w:t>增加两个链路指标：</w:t>
+      </w:r>
+      <w:r>
+        <w:rPr>
+          <w:rFonts w:ascii="Calibri" w:hAnsi="Calibri" w:eastAsia="宋体"/>
+          <w:b/>
+        </w:rPr>
+        <w:t>VLM 复核保留率</w:t>
+      </w:r>
+      <w:r>
+        <w:rPr>
+          <w:rFonts w:ascii="Calibri" w:hAnsi="Calibri" w:eastAsia="宋体"/>
+        </w:rPr>
+        <w:t xml:space="preserve">（真实事件被复核误杀的比例 ≤4%）与 </w:t>
+      </w:r>
+      <w:r>
+        <w:rPr>
+          <w:rFonts w:ascii="Calibri" w:hAnsi="Calibri" w:eastAsia="宋体"/>
+          <w:b/>
+        </w:rPr>
+        <w:t>VLM 否决有效率</w:t>
+      </w:r>
+      <w:r>
+        <w:rPr>
+          <w:rFonts w:ascii="Calibri" w:hAnsi="Calibri" w:eastAsia="宋体"/>
+        </w:rPr>
+        <w:t>（被否决的候选中确为误检的比例 ≥80%）。</w:t>
+      </w:r>
+    </w:p>
+    <w:p>
+      <w:pPr>
+        <w:pStyle w:val="ListBullet"/>
+      </w:pPr>
+      <w:r>
+        <w:rPr>
+          <w:rFonts w:ascii="Calibri" w:hAnsi="Calibri" w:eastAsia="宋体"/>
+        </w:rPr>
+        <w:t>文案层只需抽检模板拼接正确性（语法/槽位缺省处理），不再需要开放式事实核查。</w:t>
+      </w:r>
+    </w:p>
+    <w:p>
+      <w:pPr>
+        <w:pStyle w:val="Heading1"/>
+      </w:pPr>
+      <w:r>
+        <w:rPr>
+          <w:rFonts w:ascii="Calibri" w:hAnsi="Calibri" w:eastAsia="黑体"/>
+          <w:b/>
+          <w:color w:val="1F3864"/>
+          <w:sz w:val="30"/>
+        </w:rPr>
+        <w:t>六、验收评测集与流程建议</w:t>
       </w:r>
     </w:p>
     <w:p>
@@ -4444,7 +7356,7 @@
         <w:rPr>
           <w:rFonts w:ascii="Calibri" w:hAnsi="Calibri" w:eastAsia="宋体"/>
         </w:rPr>
-        <w:t>（建议 ≥2000 事件）：白天/夜间红外 ≥3:1；门口/室内/车库/庭院机位全覆盖；S 级行为每类 ≥100 正样本（摔倒可用公开数据集 UR Fall/UP-Fall/CAUCAFall 补充+自采）；负样本（无事件时段）≥总时长 50% 用于误报/天统计。</w:t>
+        <w:t>（建议 ≥2000 事件）：白天/夜间红外 ≥3:1；门口/室内/车库/庭院机位全覆盖；S 级行为每类 ≥100 正样本（摔倒可用 UR Fall/UP-Fall/CAUCAFall 补充+自采）；负样本（无事件时段）≥总时长 50% 用于误报/天统计。</w:t>
       </w:r>
     </w:p>
     <w:p>
@@ -4498,7 +7410,7 @@
         <w:rPr>
           <w:rFonts w:ascii="Calibri" w:hAnsi="Calibri" w:eastAsia="宋体"/>
         </w:rPr>
-        <w:t>：模型迭代看词槽 P/R + 幻觉率；产品验收看文案可用率 + S 级端到端召回 + 误报次数/路/天。</w:t>
+        <w:t>：模型迭代看词槽 P/R + 幻觉率 + 复核保留率；产品验收看文案可用率 + S 级端到端召回 + 误报次数/路/天。</w:t>
       </w:r>
     </w:p>
     <w:p>
@@ -4516,7 +7428,25 @@
         <w:rPr>
           <w:rFonts w:ascii="Calibri" w:hAnsi="Calibri" w:eastAsia="宋体"/>
         </w:rPr>
-        <w:t>：任何版本迭代，S 级行为召回与熟人精确率不允许下降（其余指标可在 2 个点内浮动换取）。</w:t>
+        <w:t>：任何版本迭代，S 级行为召回与熟人精确率不允许下降。</w:t>
+      </w:r>
+    </w:p>
+    <w:p>
+      <w:pPr>
+        <w:pStyle w:val="ListNumber"/>
+      </w:pPr>
+      <w:r>
+        <w:rPr>
+          <w:rFonts w:ascii="Calibri" w:hAnsi="Calibri" w:eastAsia="宋体"/>
+          <w:b/>
+        </w:rPr>
+        <w:t>口径声明</w:t>
+      </w:r>
+      <w:r>
+        <w:rPr>
+          <w:rFonts w:ascii="Calibri" w:hAnsi="Calibri" w:eastAsia="宋体"/>
+        </w:rPr>
+        <w:t>：对外承诺指标时必须注明测量口径（§2.4），避免"判别口径的数字被拿去承诺生成口径的效果"。</w:t>
       </w:r>
     </w:p>
     <w:p>
@@ -4530,7 +7460,7 @@
           <w:color w:val="1F3864"/>
           <w:sz w:val="30"/>
         </w:rPr>
-        <w:t>六、主要参考来源</w:t>
+        <w:t>七、主要参考来源</w:t>
       </w:r>
     </w:p>
     <w:p>
@@ -4539,7 +7469,7 @@
           <w:rFonts w:ascii="Calibri" w:hAnsi="Calibri" w:eastAsia="宋体"/>
           <w:b/>
         </w:rPr>
-        <w:t>学术论文/基准</w:t>
+        <w:t>生成式口径（v1.1 新增）</w:t>
       </w:r>
     </w:p>
     <w:p>
@@ -4550,7 +7480,7 @@
         <w:rPr>
           <w:rFonts w:ascii="Calibri" w:hAnsi="Calibri" w:eastAsia="宋体"/>
         </w:rPr>
-        <w:t>PAR 综述与 LLM-PAR：arXiv 2408.09720《Pedestrian Attribute Recognition: A New Benchmark Dataset and A Large Language Model Augmented Framework》</w:t>
+        <w:t>CAPability：arXiv 2502.14914《What Is a Good Caption? A Comprehensive Visual Caption Benchmark...》（NeurIPS 2025 D&amp;B；7B 最佳 P 75.5/R 48.1/F1 54.8；颜色/计数/事件维度高精确低召回；K̄T 指标）</w:t>
       </w:r>
     </w:p>
     <w:p>
@@ -4561,7 +7491,7 @@
         <w:rPr>
           <w:rFonts w:ascii="Calibri" w:hAnsi="Calibri" w:eastAsia="宋体"/>
         </w:rPr>
-        <w:t>跌倒检测：arXiv 2309.07154（LSTM，fall P94/R95）；arXiv 2501.01985（电梯 YOLOv8 场景）；MDPI Appl. Sci. 13(12):6916（3D multi-stream CNN）</w:t>
+        <w:t>DREAM-1K / AutoDQ：arXiv 2407.00634《Tarsier: Recipes for Training and Evaluating Large Video Description Models》；arXiv 2501.07888《Tarsier2》（Tarsier2-7B 事件级 F1 42%，GPT-4o 39.2%）</w:t>
       </w:r>
     </w:p>
     <w:p>
@@ -4572,7 +7502,7 @@
         <w:rPr>
           <w:rFonts w:ascii="Calibri" w:hAnsi="Calibri" w:eastAsia="宋体"/>
         </w:rPr>
-        <w:t>时序动作定位：arXiv 2407.13078（THUMOS14 mAP 74.2）</w:t>
+        <w:t>零样本动作识别：arXiv 2312.14238（InternVL，K400 zero-shot 76.1%）；arXiv 2410.21113《Zero-Shot Action Recognition in Surveillance Videos》</w:t>
       </w:r>
     </w:p>
     <w:p>
@@ -4583,7 +7513,7 @@
         <w:rPr>
           <w:rFonts w:ascii="Calibri" w:hAnsi="Calibri" w:eastAsia="宋体"/>
         </w:rPr>
-        <w:t>视频异常检测：ASK-HINT（WACV 2026，UCF-Crime AUC 89.83，training-free VLM）；MDPI J. Imaging 11(11):400（紧凑 VLM 监控异常检测基准）</w:t>
+        <w:t>VLM 异常判定：arXiv 2311.02612（GPT-4V-AD，距 DNN 基线 10% 以内）；WACV 2026 ASK-HINT（UCF-Crime AUC 89.83，training-free）</w:t>
       </w:r>
     </w:p>
     <w:p>
@@ -4594,7 +7524,16 @@
         <w:rPr>
           <w:rFonts w:ascii="Calibri" w:hAnsi="Calibri" w:eastAsia="宋体"/>
         </w:rPr>
-        <w:t>姿态分类：ACM ICMSIE 2020（91.23%，分姿态 75.9~98.3%）；PLOS One 2024</w:t>
+        <w:t>幻觉基准：POPE、MME-Hall（存在性/颜色/计数/位置四维度）</w:t>
+      </w:r>
+    </w:p>
+    <w:p>
+      <w:r>
+        <w:rPr>
+          <w:rFonts w:ascii="Calibri" w:hAnsi="Calibri" w:eastAsia="宋体"/>
+          <w:b/>
+        </w:rPr>
+        <w:t>判别式口径</w:t>
       </w:r>
     </w:p>
     <w:p>
@@ -4605,7 +7544,16 @@
         <w:rPr>
           <w:rFonts w:ascii="Calibri" w:hAnsi="Calibri" w:eastAsia="宋体"/>
         </w:rPr>
-        <w:t>场景：CSAILVision/places365（ResNet Top-5 85.08%）</w:t>
+        <w:t>PAR：arXiv 2408.09720（LLM-PAR）· 跌倒：arXiv 2309.07154、arXiv 2501.01985、MDPI Appl. Sci. 13(12):6916 · TAL：arXiv 2407.13078（THUMOS14 74.2）· 姿态：ACM ICMSIE 2020、PLOS One 2024 · 场景：CSAILVision/places365 · 人脸：WebFace260M、NIST FRTE FIVE · 年龄：Information 17(6):567、Adience · 车辆颜色：arXiv 2408.11589 · 跟踪：arXiv 2206.14651（BoT-SORT）· 行人检测：MDPI Electronics 13(1):236 · 门铃包裹：arXiv 2305.07812</w:t>
+      </w:r>
+    </w:p>
+    <w:p>
+      <w:r>
+        <w:rPr>
+          <w:rFonts w:ascii="Calibri" w:hAnsi="Calibri" w:eastAsia="宋体"/>
+          <w:b/>
+        </w:rPr>
+        <w:t>模型与算力</w:t>
       </w:r>
     </w:p>
     <w:p>
@@ -4616,7 +7564,16 @@
         <w:rPr>
           <w:rFonts w:ascii="Calibri" w:hAnsi="Calibri" w:eastAsia="宋体"/>
         </w:rPr>
-        <w:t>人脸：WebFace260M（IJB-C TAR 97.7@FAR1e-4）；NIST FRTE FIVE（视频人脸）</w:t>
+        <w:t>Qwen3-VL 技术报告：arXiv 2511.21631 · Qwen3.5 发布信息（2026-03，4B MLVU 76.2）· OpenVINO GenAI on NPU 文档与 Model Hub 实测</w:t>
+      </w:r>
+    </w:p>
+    <w:p>
+      <w:r>
+        <w:rPr>
+          <w:rFonts w:ascii="Calibri" w:hAnsi="Calibri" w:eastAsia="宋体"/>
+          <w:b/>
+        </w:rPr>
+        <w:t>标准与产品</w:t>
       </w:r>
     </w:p>
     <w:p>
@@ -4627,157 +7584,7 @@
         <w:rPr>
           <w:rFonts w:ascii="Calibri" w:hAnsi="Calibri" w:eastAsia="宋体"/>
         </w:rPr>
-        <w:t>年龄：Information 17(6):567（EfficientNet UTKFace 95.11%）；Adience SOTA 89.5%</w:t>
-      </w:r>
-    </w:p>
-    <w:p>
-      <w:pPr>
-        <w:pStyle w:val="ListBullet"/>
-      </w:pPr>
-      <w:r>
-        <w:rPr>
-          <w:rFonts w:ascii="Calibri" w:hAnsi="Calibri" w:eastAsia="宋体"/>
-        </w:rPr>
-        <w:t>车辆颜色：arXiv 2408.11589（94~95% Top-1）</w:t>
-      </w:r>
-    </w:p>
-    <w:p>
-      <w:pPr>
-        <w:pStyle w:val="ListBullet"/>
-      </w:pPr>
-      <w:r>
-        <w:rPr>
-          <w:rFonts w:ascii="Calibri" w:hAnsi="Calibri" w:eastAsia="宋体"/>
-        </w:rPr>
-        <w:t>跟踪：arXiv 2206.14651 BoT-SORT（MOT17 MOTA 80.5/IDF1 80.2）</w:t>
-      </w:r>
-    </w:p>
-    <w:p>
-      <w:pPr>
-        <w:pStyle w:val="ListBullet"/>
-      </w:pPr>
-      <w:r>
-        <w:rPr>
-          <w:rFonts w:ascii="Calibri" w:hAnsi="Calibri" w:eastAsia="宋体"/>
-        </w:rPr>
-        <w:t>行人检测：MDPI Electronics 13(1):236（CrowdHuman 改进 YOLOv8 mAP50 78.4%）</w:t>
-      </w:r>
-    </w:p>
-    <w:p>
-      <w:pPr>
-        <w:pStyle w:val="ListBullet"/>
-      </w:pPr>
-      <w:r>
-        <w:rPr>
-          <w:rFonts w:ascii="Calibri" w:hAnsi="Calibri" w:eastAsia="宋体"/>
-        </w:rPr>
-        <w:t>门铃包裹检测：arXiv 2305.07812《Lightweight Delivery Detection on Doorbell Cameras》</w:t>
-      </w:r>
-    </w:p>
-    <w:p>
-      <w:pPr>
-        <w:pStyle w:val="ListBullet"/>
-      </w:pPr>
-      <w:r>
-        <w:rPr>
-          <w:rFonts w:ascii="Calibri" w:hAnsi="Calibri" w:eastAsia="宋体"/>
-        </w:rPr>
-        <w:t>Qwen3-VL 技术报告：arXiv 2511.21631</w:t>
-      </w:r>
-    </w:p>
-    <w:p>
-      <w:r>
-        <w:rPr>
-          <w:rFonts w:ascii="Calibri" w:hAnsi="Calibri" w:eastAsia="宋体"/>
-          <w:b/>
-        </w:rPr>
-        <w:t>标准</w:t>
-      </w:r>
-    </w:p>
-    <w:p>
-      <w:pPr>
-        <w:pStyle w:val="ListBullet"/>
-      </w:pPr>
-      <w:r>
-        <w:rPr>
-          <w:rFonts w:ascii="Calibri" w:hAnsi="Calibri" w:eastAsia="宋体"/>
-        </w:rPr>
-        <w:t>GB/T 31488-2015/2022 安全防范视频监控人脸识别系统技术要求（FAR ≤0.01%，FRR ≤5%）</w:t>
-      </w:r>
-    </w:p>
-    <w:p>
-      <w:pPr>
-        <w:pStyle w:val="ListBullet"/>
-      </w:pPr>
-      <w:r>
-        <w:rPr>
-          <w:rFonts w:ascii="Calibri" w:hAnsi="Calibri" w:eastAsia="宋体"/>
-        </w:rPr>
-        <w:t>GA/T 1399.1/1399.2-2017 公安视频图像分析系统（内容分析与描述框架）</w:t>
-      </w:r>
-    </w:p>
-    <w:p>
-      <w:pPr>
-        <w:pStyle w:val="ListBullet"/>
-      </w:pPr>
-      <w:r>
-        <w:rPr>
-          <w:rFonts w:ascii="Calibri" w:hAnsi="Calibri" w:eastAsia="宋体"/>
-        </w:rPr>
-        <w:t>GB/T 28181-2022（联网传输，非指标类，用于口径澄清）</w:t>
-      </w:r>
-    </w:p>
-    <w:p>
-      <w:r>
-        <w:rPr>
-          <w:rFonts w:ascii="Calibri" w:hAnsi="Calibri" w:eastAsia="宋体"/>
-          <w:b/>
-        </w:rPr>
-        <w:t>产品/行业</w:t>
-      </w:r>
-    </w:p>
-    <w:p>
-      <w:pPr>
-        <w:pStyle w:val="ListBullet"/>
-      </w:pPr>
-      <w:r>
-        <w:rPr>
-          <w:rFonts w:ascii="Calibri" w:hAnsi="Calibri" w:eastAsia="宋体"/>
-        </w:rPr>
-        <w:t>海康威视视觉大模型周界摄像机发布报道（误报率下降 90%+，CPS 中安网/新浪财经 2025-03）</w:t>
-      </w:r>
-    </w:p>
-    <w:p>
-      <w:pPr>
-        <w:pStyle w:val="ListBullet"/>
-      </w:pPr>
-      <w:r>
-        <w:rPr>
-          <w:rFonts w:ascii="Calibri" w:hAnsi="Calibri" w:eastAsia="宋体"/>
-        </w:rPr>
-        <w:t>CNN Underscored / CCTV Info / Security.org 2026 门铃摄像头横评（Nest/Ring/Aqara 误报与检出对比）</w:t>
-      </w:r>
-    </w:p>
-    <w:p>
-      <w:pPr>
-        <w:pStyle w:val="ListBullet"/>
-      </w:pPr>
-      <w:r>
-        <w:rPr>
-          <w:rFonts w:ascii="Calibri" w:hAnsi="Calibri" w:eastAsia="宋体"/>
-        </w:rPr>
-        <w:t>OpenVINO 官方文档：GenAI on NPU（≤4-5B INT4 SYM GQ128 建议）；OpenVINO Model Hub NPU 实测吞吐</w:t>
-      </w:r>
-    </w:p>
-    <w:p>
-      <w:pPr>
-        <w:pStyle w:val="ListBullet"/>
-      </w:pPr>
-      <w:r>
-        <w:rPr>
-          <w:rFonts w:ascii="Calibri" w:hAnsi="Calibri" w:eastAsia="宋体"/>
-        </w:rPr>
-        <w:t>Qwen3.5 发布信息（2026-03 开源，4B MLVU 76.2、OCR 85.4，VideoMME 保留 27B 约 96%）</w:t>
+        <w:t>GB/T 31488-2015/2022 · GA/T 1399.1/1399.2-2017 · 海康视觉大模型周界摄像机报道（2025-03）· CNN Underscored / Security.org 2026 门铃横评</w:t>
       </w:r>
     </w:p>
     <w:sectPr>
